--- a/doc/各个主题/主题3-如何自动验证tomcat各个模块的功能/主题3-如何自动验证tomcat各个模块的功能.docx
+++ b/doc/各个主题/主题3-如何自动验证tomcat各个模块的功能/主题3-如何自动验证tomcat各个模块的功能.docx
@@ -472,7 +472,6 @@
             <w:pPr>
               <w:bidi w:val="0"/>
             </w:pPr>
-            <w:bookmarkStart w:id="0" w:name="_GoBack"/>
             <w:r>
               <w:rPr>
                 <w:rFonts w:hint="default"/>
@@ -577,11 +576,563 @@
               </w:rPr>
               <w:t>/Users/zhoushuo/Documents/workspace/testGit/tomcat</w:t>
             </w:r>
-            <w:bookmarkEnd w:id="0"/>
           </w:p>
         </w:tc>
       </w:tr>
     </w:tbl>
+    <w:p>
+      <w:pPr>
+        <w:bidi w:val="0"/>
+        <w:ind w:firstLine="420" w:firstLineChars="0"/>
+        <w:rPr>
+          <w:rFonts w:hint="default"/>
+          <w:lang w:eastAsia="zh-Hans"/>
+        </w:rPr>
+      </w:pPr>
+    </w:p>
+    <w:p>
+      <w:pPr>
+        <w:bidi w:val="0"/>
+        <w:ind w:firstLine="420" w:firstLineChars="0"/>
+        <w:rPr>
+          <w:rFonts w:hint="default"/>
+          <w:lang w:eastAsia="zh-Hans"/>
+        </w:rPr>
+      </w:pPr>
+    </w:p>
+    <w:p>
+      <w:pPr>
+        <w:pStyle w:val="2"/>
+        <w:bidi w:val="0"/>
+        <w:rPr>
+          <w:rFonts w:hint="eastAsia"/>
+          <w:lang w:val="en-US" w:eastAsia="zh-Hans"/>
+        </w:rPr>
+      </w:pPr>
+      <w:r>
+        <w:rPr>
+          <w:rFonts w:hint="eastAsia"/>
+          <w:lang w:val="en-US" w:eastAsia="zh-Hans"/>
+        </w:rPr>
+        <w:t>目前简单的测试类</w:t>
+      </w:r>
+    </w:p>
+    <w:p>
+      <w:pPr>
+        <w:rPr>
+          <w:rFonts w:hint="eastAsia"/>
+          <w:lang w:val="en-US" w:eastAsia="zh-Hans"/>
+        </w:rPr>
+      </w:pPr>
+    </w:p>
+    <w:p>
+      <w:pPr>
+        <w:rPr>
+          <w:rFonts w:hint="eastAsia"/>
+          <w:lang w:val="en-US" w:eastAsia="zh-Hans"/>
+        </w:rPr>
+      </w:pPr>
+      <w:r>
+        <w:rPr>
+          <w:rFonts w:hint="eastAsia"/>
+          <w:lang w:val="en-US" w:eastAsia="zh-Hans"/>
+        </w:rPr>
+        <w:t>为了测试我们现有的</w:t>
+      </w:r>
+      <w:r>
+        <w:rPr>
+          <w:rFonts w:hint="default"/>
+          <w:lang w:eastAsia="zh-Hans"/>
+        </w:rPr>
+        <w:t>tomcat</w:t>
+      </w:r>
+      <w:r>
+        <w:rPr>
+          <w:rFonts w:hint="eastAsia"/>
+          <w:lang w:val="en-US" w:eastAsia="zh-Hans"/>
+        </w:rPr>
+        <w:t>功能，我们开发了一个</w:t>
+      </w:r>
+      <w:r>
+        <w:rPr>
+          <w:rFonts w:hint="default"/>
+          <w:lang w:eastAsia="zh-Hans"/>
+        </w:rPr>
+        <w:t>test</w:t>
+      </w:r>
+      <w:r>
+        <w:rPr>
+          <w:rFonts w:hint="eastAsia"/>
+          <w:lang w:val="en-US" w:eastAsia="zh-Hans"/>
+        </w:rPr>
+        <w:t>类：</w:t>
+      </w:r>
+    </w:p>
+    <w:p>
+      <w:pPr>
+        <w:rPr>
+          <w:rFonts w:hint="eastAsia"/>
+          <w:lang w:val="en-US" w:eastAsia="zh-Hans"/>
+        </w:rPr>
+      </w:pPr>
+    </w:p>
+    <w:tbl>
+      <w:tblPr>
+        <w:tblStyle w:val="7"/>
+        <w:tblW w:w="0" w:type="auto"/>
+        <w:tblInd w:w="0" w:type="dxa"/>
+        <w:tblBorders>
+          <w:top w:val="single" w:color="auto" w:sz="4" w:space="0"/>
+          <w:left w:val="single" w:color="auto" w:sz="4" w:space="0"/>
+          <w:bottom w:val="single" w:color="auto" w:sz="4" w:space="0"/>
+          <w:right w:val="single" w:color="auto" w:sz="4" w:space="0"/>
+          <w:insideH w:val="single" w:color="auto" w:sz="4" w:space="0"/>
+          <w:insideV w:val="single" w:color="auto" w:sz="4" w:space="0"/>
+        </w:tblBorders>
+        <w:tblLayout w:type="autofit"/>
+        <w:tblCellMar>
+          <w:left w:w="108" w:type="dxa"/>
+          <w:right w:w="108" w:type="dxa"/>
+        </w:tblCellMar>
+      </w:tblPr>
+      <w:tblGrid>
+        <w:gridCol w:w="8522"/>
+      </w:tblGrid>
+      <w:tr>
+        <w:tblPrEx>
+          <w:tblBorders>
+            <w:top w:val="single" w:color="auto" w:sz="4" w:space="0"/>
+            <w:left w:val="single" w:color="auto" w:sz="4" w:space="0"/>
+            <w:bottom w:val="single" w:color="auto" w:sz="4" w:space="0"/>
+            <w:right w:val="single" w:color="auto" w:sz="4" w:space="0"/>
+            <w:insideH w:val="single" w:color="auto" w:sz="4" w:space="0"/>
+            <w:insideV w:val="single" w:color="auto" w:sz="4" w:space="0"/>
+          </w:tblBorders>
+        </w:tblPrEx>
+        <w:tc>
+          <w:tcPr>
+            <w:tcW w:w="8522" w:type="dxa"/>
+          </w:tcPr>
+          <w:p>
+            <w:pPr>
+              <w:rPr>
+                <w:rFonts w:hint="default"/>
+                <w:vertAlign w:val="baseline"/>
+                <w:lang w:val="en-US" w:eastAsia="zh-Hans"/>
+              </w:rPr>
+            </w:pPr>
+            <w:r>
+              <w:rPr>
+                <w:rFonts w:hint="default"/>
+                <w:vertAlign w:val="baseline"/>
+                <w:lang w:val="en-US" w:eastAsia="zh-Hans"/>
+              </w:rPr>
+              <w:t>simpletomcatchap10</w:t>
+            </w:r>
+          </w:p>
+          <w:p>
+            <w:pPr>
+              <w:rPr>
+                <w:rFonts w:hint="default"/>
+                <w:vertAlign w:val="baseline"/>
+                <w:lang w:val="en-US" w:eastAsia="zh-Hans"/>
+              </w:rPr>
+            </w:pPr>
+          </w:p>
+          <w:p>
+            <w:pPr>
+              <w:rPr>
+                <w:rFonts w:hint="default"/>
+                <w:vertAlign w:val="baseline"/>
+                <w:lang w:val="en-US" w:eastAsia="zh-Hans"/>
+              </w:rPr>
+            </w:pPr>
+            <w:r>
+              <w:rPr>
+                <w:rFonts w:hint="default"/>
+                <w:vertAlign w:val="baseline"/>
+                <w:lang w:eastAsia="zh-Hans"/>
+              </w:rPr>
+              <w:t xml:space="preserve">// </w:t>
+            </w:r>
+            <w:r>
+              <w:rPr>
+                <w:rFonts w:hint="eastAsia"/>
+                <w:vertAlign w:val="baseline"/>
+                <w:lang w:val="en-US" w:eastAsia="zh-Hans"/>
+              </w:rPr>
+              <w:t>验证</w:t>
+            </w:r>
+            <w:r>
+              <w:rPr>
+                <w:rFonts w:hint="default"/>
+                <w:vertAlign w:val="baseline"/>
+                <w:lang w:eastAsia="zh-Hans"/>
+              </w:rPr>
+              <w:t>chap10 security</w:t>
+            </w:r>
+            <w:r>
+              <w:rPr>
+                <w:rFonts w:hint="eastAsia"/>
+                <w:vertAlign w:val="baseline"/>
+                <w:lang w:val="en-US" w:eastAsia="zh-Hans"/>
+              </w:rPr>
+              <w:t>相关个功能</w:t>
+            </w:r>
+          </w:p>
+          <w:p>
+            <w:pPr>
+              <w:bidi w:val="0"/>
+              <w:rPr>
+                <w:rFonts w:hint="default"/>
+              </w:rPr>
+            </w:pPr>
+            <w:r>
+              <w:rPr>
+                <w:rFonts w:hint="default"/>
+              </w:rPr>
+              <w:t>BasicAuthenticatorClient</w:t>
+            </w:r>
+            <w:r>
+              <w:rPr>
+                <w:rFonts w:hint="default"/>
+              </w:rPr>
+              <w:t>.java</w:t>
+            </w:r>
+          </w:p>
+          <w:p>
+            <w:pPr>
+              <w:bidi w:val="0"/>
+              <w:rPr>
+                <w:rFonts w:hint="default"/>
+              </w:rPr>
+            </w:pPr>
+          </w:p>
+          <w:p>
+            <w:pPr>
+              <w:bidi w:val="0"/>
+              <w:rPr>
+                <w:rFonts w:hint="default"/>
+                <w:lang w:val="en-US" w:eastAsia="zh-Hans"/>
+              </w:rPr>
+            </w:pPr>
+            <w:r>
+              <w:rPr>
+                <w:rFonts w:hint="default"/>
+              </w:rPr>
+              <w:t xml:space="preserve">// </w:t>
+            </w:r>
+            <w:r>
+              <w:rPr>
+                <w:rFonts w:hint="eastAsia"/>
+                <w:lang w:val="en-US" w:eastAsia="zh-Hans"/>
+              </w:rPr>
+              <w:t>验证</w:t>
+            </w:r>
+            <w:r>
+              <w:rPr>
+                <w:rFonts w:hint="default"/>
+                <w:lang w:eastAsia="zh-Hans"/>
+              </w:rPr>
+              <w:t>chap9 session</w:t>
+            </w:r>
+            <w:r>
+              <w:rPr>
+                <w:rFonts w:hint="eastAsia"/>
+                <w:lang w:val="en-US" w:eastAsia="zh-Hans"/>
+              </w:rPr>
+              <w:t>相关功能</w:t>
+            </w:r>
+          </w:p>
+          <w:p>
+            <w:pPr>
+              <w:bidi w:val="0"/>
+              <w:rPr>
+                <w:rFonts w:hint="default" w:ascii="Menlo" w:hAnsi="Menlo" w:eastAsia="Menlo" w:cs="Menlo"/>
+                <w:color w:val="A9B7C6"/>
+                <w:szCs w:val="30"/>
+                <w:shd w:val="clear" w:fill="2B2B2B"/>
+                <w:lang w:eastAsia="zh-Hans"/>
+              </w:rPr>
+            </w:pPr>
+            <w:r>
+              <w:rPr>
+                <w:rFonts w:hint="default"/>
+              </w:rPr>
+              <w:t>SessionClient</w:t>
+            </w:r>
+            <w:r>
+              <w:rPr>
+                <w:rFonts w:hint="default"/>
+              </w:rPr>
+              <w:t>.java</w:t>
+            </w:r>
+          </w:p>
+        </w:tc>
+      </w:tr>
+    </w:tbl>
+    <w:p>
+      <w:pPr>
+        <w:rPr>
+          <w:rFonts w:hint="default"/>
+          <w:lang w:val="en-US" w:eastAsia="zh-Hans"/>
+        </w:rPr>
+      </w:pPr>
+    </w:p>
+    <w:p>
+      <w:pPr>
+        <w:ind w:firstLine="420" w:firstLineChars="0"/>
+        <w:rPr>
+          <w:rFonts w:hint="eastAsia"/>
+          <w:lang w:val="en-US" w:eastAsia="zh-Hans"/>
+        </w:rPr>
+      </w:pPr>
+      <w:r>
+        <w:rPr>
+          <w:rFonts w:hint="eastAsia"/>
+          <w:lang w:val="en-US" w:eastAsia="zh-Hans"/>
+        </w:rPr>
+        <w:t>我们看到，这两个测试类，实现原理都是通过</w:t>
+      </w:r>
+      <w:r>
+        <w:rPr>
+          <w:rFonts w:hint="default"/>
+          <w:lang w:eastAsia="zh-Hans"/>
+        </w:rPr>
+        <w:t>httpclient</w:t>
+      </w:r>
+      <w:r>
+        <w:rPr>
+          <w:rFonts w:hint="eastAsia"/>
+          <w:lang w:eastAsia="zh-Hans"/>
+        </w:rPr>
+        <w:t>，</w:t>
+      </w:r>
+      <w:r>
+        <w:rPr>
+          <w:rFonts w:hint="eastAsia"/>
+          <w:lang w:val="en-US" w:eastAsia="zh-Hans"/>
+        </w:rPr>
+        <w:t>调用我们本地启动的</w:t>
+      </w:r>
+      <w:r>
+        <w:rPr>
+          <w:rFonts w:hint="default"/>
+          <w:lang w:eastAsia="zh-Hans"/>
+        </w:rPr>
+        <w:t>tomcat</w:t>
+      </w:r>
+      <w:r>
+        <w:rPr>
+          <w:rFonts w:hint="eastAsia"/>
+          <w:lang w:val="en-US" w:eastAsia="zh-Hans"/>
+        </w:rPr>
+        <w:t>服务。这么做的缺点：</w:t>
+      </w:r>
+    </w:p>
+    <w:p>
+      <w:pPr>
+        <w:numPr>
+          <w:ilvl w:val="0"/>
+          <w:numId w:val="2"/>
+        </w:numPr>
+        <w:rPr>
+          <w:rFonts w:hint="default"/>
+        </w:rPr>
+      </w:pPr>
+      <w:r>
+        <w:rPr>
+          <w:rFonts w:hint="eastAsia"/>
+          <w:lang w:val="en-US" w:eastAsia="zh-Hans"/>
+        </w:rPr>
+        <w:t>未纳入</w:t>
+      </w:r>
+      <w:r>
+        <w:rPr>
+          <w:rFonts w:hint="default"/>
+          <w:lang w:eastAsia="zh-Hans"/>
+        </w:rPr>
+        <w:t>JUnit</w:t>
+      </w:r>
+      <w:r>
+        <w:rPr>
+          <w:rFonts w:hint="eastAsia"/>
+          <w:lang w:val="en-US" w:eastAsia="zh-Hans"/>
+        </w:rPr>
+        <w:t>管控，没法使用</w:t>
+      </w:r>
+      <w:r>
+        <w:rPr>
+          <w:rFonts w:hint="default"/>
+          <w:lang w:eastAsia="zh-Hans"/>
+        </w:rPr>
+        <w:t>assert</w:t>
+      </w:r>
+      <w:r>
+        <w:rPr>
+          <w:rFonts w:hint="eastAsia"/>
+          <w:lang w:val="en-US" w:eastAsia="zh-Hans"/>
+        </w:rPr>
+        <w:t>这些功能检测结果是否正常；</w:t>
+      </w:r>
+    </w:p>
+    <w:p>
+      <w:pPr>
+        <w:numPr>
+          <w:ilvl w:val="0"/>
+          <w:numId w:val="2"/>
+        </w:numPr>
+        <w:rPr>
+          <w:rFonts w:hint="default"/>
+        </w:rPr>
+      </w:pPr>
+      <w:r>
+        <w:rPr>
+          <w:rFonts w:hint="eastAsia"/>
+          <w:lang w:val="en-US" w:eastAsia="zh-Hans"/>
+        </w:rPr>
+        <w:t>未做到自动化测试，需要手工调整的内容非常多，比如要通过</w:t>
+      </w:r>
+      <w:r>
+        <w:rPr>
+          <w:rFonts w:hint="default"/>
+        </w:rPr>
+        <w:t>BasicAuthenticatorClient.java</w:t>
+      </w:r>
+      <w:r>
+        <w:rPr>
+          <w:rFonts w:hint="eastAsia"/>
+          <w:lang w:val="en-US" w:eastAsia="zh-Hans"/>
+        </w:rPr>
+        <w:t>验证</w:t>
+      </w:r>
+      <w:r>
+        <w:rPr>
+          <w:rFonts w:hint="default"/>
+          <w:lang w:eastAsia="zh-Hans"/>
+        </w:rPr>
+        <w:t>security</w:t>
+      </w:r>
+      <w:r>
+        <w:rPr>
+          <w:rFonts w:hint="eastAsia"/>
+          <w:lang w:val="en-US" w:eastAsia="zh-Hans"/>
+        </w:rPr>
+        <w:t>功能，既需要启动服务端</w:t>
+      </w:r>
+      <w:r>
+        <w:rPr>
+          <w:rFonts w:hint="default"/>
+          <w:lang w:eastAsia="zh-Hans"/>
+        </w:rPr>
+        <w:t>tomcat</w:t>
+      </w:r>
+      <w:r>
+        <w:rPr>
+          <w:rFonts w:hint="eastAsia"/>
+          <w:lang w:eastAsia="zh-Hans"/>
+        </w:rPr>
+        <w:t>，</w:t>
+      </w:r>
+      <w:r>
+        <w:rPr>
+          <w:rFonts w:hint="eastAsia"/>
+          <w:lang w:val="en-US" w:eastAsia="zh-Hans"/>
+        </w:rPr>
+        <w:t>又需要调整客户端的参数，比如调整</w:t>
+      </w:r>
+      <w:r>
+        <w:rPr>
+          <w:rFonts w:hint="default"/>
+          <w:lang w:eastAsia="zh-Hans"/>
+        </w:rPr>
+        <w:t>username/password</w:t>
+      </w:r>
+      <w:r>
+        <w:rPr>
+          <w:rFonts w:hint="eastAsia"/>
+          <w:lang w:eastAsia="zh-Hans"/>
+        </w:rPr>
+        <w:t>。</w:t>
+      </w:r>
+      <w:r>
+        <w:rPr>
+          <w:rFonts w:hint="eastAsia"/>
+          <w:lang w:val="en-US" w:eastAsia="zh-Hans"/>
+        </w:rPr>
+        <w:t>测试完成后还要把</w:t>
+      </w:r>
+      <w:r>
+        <w:rPr>
+          <w:rFonts w:hint="default"/>
+          <w:lang w:eastAsia="zh-Hans"/>
+        </w:rPr>
+        <w:t>security</w:t>
+      </w:r>
+      <w:r>
+        <w:rPr>
+          <w:rFonts w:hint="eastAsia"/>
+          <w:lang w:val="en-US" w:eastAsia="zh-Hans"/>
+        </w:rPr>
+        <w:t>相关的配置注释掉，防止干扰其他</w:t>
+      </w:r>
+      <w:r>
+        <w:rPr>
+          <w:rFonts w:hint="default"/>
+          <w:lang w:eastAsia="zh-Hans"/>
+        </w:rPr>
+        <w:t>servlet</w:t>
+      </w:r>
+      <w:r>
+        <w:rPr>
+          <w:rFonts w:hint="eastAsia"/>
+          <w:lang w:val="en-US" w:eastAsia="zh-Hans"/>
+        </w:rPr>
+        <w:t>正常执行；</w:t>
+      </w:r>
+    </w:p>
+    <w:p>
+      <w:pPr>
+        <w:numPr>
+          <w:numId w:val="0"/>
+        </w:numPr>
+        <w:rPr>
+          <w:rFonts w:hint="default"/>
+        </w:rPr>
+      </w:pPr>
+    </w:p>
+    <w:p>
+      <w:pPr>
+        <w:numPr>
+          <w:numId w:val="0"/>
+        </w:numPr>
+        <w:ind w:firstLine="420" w:firstLineChars="0"/>
+        <w:rPr>
+          <w:rFonts w:hint="default" w:eastAsiaTheme="minorEastAsia"/>
+          <w:lang w:val="en-US" w:eastAsia="zh-Hans"/>
+        </w:rPr>
+      </w:pPr>
+      <w:r>
+        <w:rPr>
+          <w:rFonts w:hint="eastAsia"/>
+          <w:lang w:val="en-US" w:eastAsia="zh-Hans"/>
+        </w:rPr>
+        <w:t>这两个测试类只是用于大致测试一下我们开发的内容是否正确。如果要专业、自动化的测试，需要单独讨论。</w:t>
+      </w:r>
+      <w:bookmarkStart w:id="0" w:name="_GoBack"/>
+      <w:bookmarkEnd w:id="0"/>
+    </w:p>
+    <w:p>
+      <w:pPr>
+        <w:numPr>
+          <w:numId w:val="0"/>
+        </w:numPr>
+        <w:rPr>
+          <w:rFonts w:hint="default"/>
+          <w:lang w:val="en-US" w:eastAsia="zh-Hans"/>
+        </w:rPr>
+      </w:pPr>
+    </w:p>
     <w:p>
       <w:pPr>
         <w:bidi w:val="0"/>
@@ -968,7 +1519,7 @@
       <w:pPr>
         <w:numPr>
           <w:ilvl w:val="0"/>
-          <w:numId w:val="2"/>
+          <w:numId w:val="3"/>
         </w:numPr>
         <w:bidi w:val="0"/>
         <w:rPr>
@@ -981,6 +1532,193 @@
           <w:lang w:val="en-US" w:eastAsia="zh-Hans"/>
         </w:rPr>
         <w:t>新建JUnit测试类：</w:t>
+      </w:r>
+    </w:p>
+    <w:tbl>
+      <w:tblPr>
+        <w:tblStyle w:val="7"/>
+        <w:tblW w:w="0" w:type="auto"/>
+        <w:tblInd w:w="0" w:type="dxa"/>
+        <w:tblBorders>
+          <w:top w:val="single" w:color="auto" w:sz="4" w:space="0"/>
+          <w:left w:val="single" w:color="auto" w:sz="4" w:space="0"/>
+          <w:bottom w:val="single" w:color="auto" w:sz="4" w:space="0"/>
+          <w:right w:val="single" w:color="auto" w:sz="4" w:space="0"/>
+          <w:insideH w:val="single" w:color="auto" w:sz="4" w:space="0"/>
+          <w:insideV w:val="single" w:color="auto" w:sz="4" w:space="0"/>
+        </w:tblBorders>
+        <w:tblLayout w:type="autofit"/>
+        <w:tblCellMar>
+          <w:top w:w="0" w:type="dxa"/>
+          <w:left w:w="108" w:type="dxa"/>
+          <w:bottom w:w="0" w:type="dxa"/>
+          <w:right w:w="108" w:type="dxa"/>
+        </w:tblCellMar>
+      </w:tblPr>
+      <w:tblGrid>
+        <w:gridCol w:w="8522"/>
+      </w:tblGrid>
+      <w:tr>
+        <w:tc>
+          <w:tcPr>
+            <w:tcW w:w="8522" w:type="dxa"/>
+          </w:tcPr>
+          <w:p>
+            <w:pPr>
+              <w:bidi w:val="0"/>
+              <w:rPr>
+                <w:rFonts w:hint="default"/>
+                <w:lang w:val="en-US" w:eastAsia="zh-Hans"/>
+              </w:rPr>
+            </w:pPr>
+            <w:r>
+              <w:rPr>
+                <w:rFonts w:hint="default"/>
+                <w:lang w:eastAsia="zh-Hans"/>
+              </w:rPr>
+              <w:t>JUnit</w:t>
+            </w:r>
+            <w:r>
+              <w:rPr>
+                <w:rFonts w:hint="eastAsia"/>
+                <w:lang w:val="en-US" w:eastAsia="zh-Hans"/>
+              </w:rPr>
+              <w:t>测试类代码：</w:t>
+            </w:r>
+          </w:p>
+          <w:p>
+            <w:pPr>
+              <w:bidi w:val="0"/>
+              <w:rPr>
+                <w:rFonts w:hint="default"/>
+              </w:rPr>
+            </w:pPr>
+            <w:r>
+              <w:rPr>
+                <w:rFonts w:hint="eastAsia"/>
+                <w:lang w:val="en-US" w:eastAsia="zh-Hans"/>
+              </w:rPr>
+              <w:t>Test</w:t>
+            </w:r>
+            <w:r>
+              <w:rPr>
+                <w:rFonts w:hint="default"/>
+              </w:rPr>
+              <w:t>RemoteIpValve.java</w:t>
+            </w:r>
+          </w:p>
+          <w:p>
+            <w:pPr>
+              <w:bidi w:val="0"/>
+              <w:rPr>
+                <w:rFonts w:hint="default"/>
+              </w:rPr>
+            </w:pPr>
+          </w:p>
+          <w:p>
+            <w:pPr>
+              <w:bidi w:val="0"/>
+              <w:rPr>
+                <w:rFonts w:hint="default"/>
+                <w:lang w:eastAsia="zh-Hans"/>
+              </w:rPr>
+            </w:pPr>
+            <w:r>
+              <w:rPr>
+                <w:rFonts w:hint="eastAsia"/>
+                <w:lang w:val="en-US" w:eastAsia="zh-Hans"/>
+              </w:rPr>
+              <w:t>所属的</w:t>
+            </w:r>
+            <w:r>
+              <w:rPr>
+                <w:rFonts w:hint="default"/>
+                <w:lang w:eastAsia="zh-Hans"/>
+              </w:rPr>
+              <w:t>package:</w:t>
+            </w:r>
+          </w:p>
+          <w:p>
+            <w:pPr>
+              <w:bidi w:val="0"/>
+              <w:rPr>
+                <w:rFonts w:hint="default"/>
+                <w:lang w:eastAsia="zh-Hans"/>
+              </w:rPr>
+            </w:pPr>
+            <w:r>
+              <w:rPr>
+                <w:rFonts w:hint="default"/>
+                <w:lang w:eastAsia="zh-Hans"/>
+              </w:rPr>
+              <w:t>test/</w:t>
+            </w:r>
+            <w:r>
+              <w:rPr>
+                <w:rFonts w:hint="default"/>
+              </w:rPr>
+              <w:t>org.apache.catalina.valves</w:t>
+            </w:r>
+          </w:p>
+        </w:tc>
+      </w:tr>
+    </w:tbl>
+    <w:p>
+      <w:pPr>
+        <w:numPr>
+          <w:ilvl w:val="0"/>
+          <w:numId w:val="0"/>
+        </w:numPr>
+        <w:bidi w:val="0"/>
+        <w:rPr>
+          <w:rFonts w:hint="eastAsia"/>
+          <w:lang w:val="en-US" w:eastAsia="zh-Hans"/>
+        </w:rPr>
+      </w:pPr>
+    </w:p>
+    <w:p>
+      <w:pPr>
+        <w:numPr>
+          <w:ilvl w:val="0"/>
+          <w:numId w:val="0"/>
+        </w:numPr>
+        <w:bidi w:val="0"/>
+        <w:rPr>
+          <w:rFonts w:hint="eastAsia"/>
+          <w:lang w:val="en-US" w:eastAsia="zh-Hans"/>
+        </w:rPr>
+      </w:pPr>
+    </w:p>
+    <w:p>
+      <w:pPr>
+        <w:numPr>
+          <w:ilvl w:val="0"/>
+          <w:numId w:val="0"/>
+        </w:numPr>
+        <w:bidi w:val="0"/>
+        <w:rPr>
+          <w:rFonts w:hint="default"/>
+        </w:rPr>
+      </w:pPr>
+    </w:p>
+    <w:p>
+      <w:pPr>
+        <w:numPr>
+          <w:ilvl w:val="0"/>
+          <w:numId w:val="3"/>
+        </w:numPr>
+        <w:bidi w:val="0"/>
+        <w:rPr>
+          <w:rFonts w:hint="default"/>
+          <w:lang w:eastAsia="zh-Hans"/>
+        </w:rPr>
+      </w:pPr>
+      <w:r>
+        <w:rPr>
+          <w:rFonts w:hint="default"/>
+          <w:lang w:eastAsia="zh-Hans"/>
+        </w:rPr>
+        <w:t>新建RemoteIpValve实例</w:t>
       </w:r>
     </w:p>
     <w:tbl>
@@ -1027,96 +1765,16 @@
               <w:bidi w:val="0"/>
               <w:rPr>
                 <w:rFonts w:hint="default"/>
-                <w:lang w:val="en-US" w:eastAsia="zh-Hans"/>
-              </w:rPr>
-            </w:pPr>
-            <w:r>
-              <w:rPr>
-                <w:rFonts w:hint="default"/>
-                <w:lang w:eastAsia="zh-Hans"/>
-              </w:rPr>
-              <w:t>JUnit</w:t>
-            </w:r>
-            <w:r>
-              <w:rPr>
-                <w:rFonts w:hint="eastAsia"/>
-                <w:lang w:val="en-US" w:eastAsia="zh-Hans"/>
-              </w:rPr>
-              <w:t>测试类代码：</w:t>
-            </w:r>
-          </w:p>
-          <w:p>
-            <w:pPr>
-              <w:bidi w:val="0"/>
-              <w:rPr>
-                <w:rFonts w:hint="default"/>
-              </w:rPr>
-            </w:pPr>
-            <w:r>
-              <w:rPr>
-                <w:rFonts w:hint="eastAsia"/>
-                <w:lang w:val="en-US" w:eastAsia="zh-Hans"/>
-              </w:rPr>
-              <w:t>Test</w:t>
-            </w:r>
-            <w:r>
-              <w:rPr>
-                <w:rFonts w:hint="default"/>
-              </w:rPr>
-              <w:t>RemoteIpValve.java</w:t>
-            </w:r>
-          </w:p>
-          <w:p>
-            <w:pPr>
-              <w:bidi w:val="0"/>
-              <w:rPr>
-                <w:rFonts w:hint="default"/>
-              </w:rPr>
-            </w:pPr>
-          </w:p>
-          <w:p>
-            <w:pPr>
-              <w:bidi w:val="0"/>
-              <w:rPr>
-                <w:rFonts w:hint="default"/>
-                <w:lang w:eastAsia="zh-Hans"/>
-              </w:rPr>
-            </w:pPr>
-            <w:r>
-              <w:rPr>
-                <w:rFonts w:hint="eastAsia"/>
-                <w:lang w:val="en-US" w:eastAsia="zh-Hans"/>
-              </w:rPr>
-              <w:t>所属的</w:t>
-            </w:r>
-            <w:r>
-              <w:rPr>
-                <w:rFonts w:hint="default"/>
-                <w:lang w:eastAsia="zh-Hans"/>
-              </w:rPr>
-              <w:t>package:</w:t>
-            </w:r>
-          </w:p>
-          <w:p>
-            <w:pPr>
-              <w:bidi w:val="0"/>
-              <w:rPr>
-                <w:rFonts w:hint="default"/>
-                <w:lang w:eastAsia="zh-Hans"/>
-              </w:rPr>
-            </w:pPr>
-            <w:r>
-              <w:rPr>
-                <w:rFonts w:hint="default"/>
-                <w:lang w:eastAsia="zh-Hans"/>
-              </w:rPr>
-              <w:t>test/</w:t>
-            </w:r>
-            <w:r>
-              <w:rPr>
-                <w:rFonts w:hint="default"/>
-              </w:rPr>
-              <w:t>org.apache.catalina.valves</w:t>
+                <w:vertAlign w:val="baseline"/>
+                <w:lang w:eastAsia="zh-Hans"/>
+              </w:rPr>
+            </w:pPr>
+            <w:r>
+              <w:rPr>
+                <w:rFonts w:hint="default"/>
+                <w:lang w:eastAsia="zh-Hans"/>
+              </w:rPr>
+              <w:t>RemoteIpValve remoteIpValve = new RemoteIpValve();</w:t>
             </w:r>
           </w:p>
         </w:tc>
@@ -1124,60 +1782,43 @@
     </w:tbl>
     <w:p>
       <w:pPr>
+        <w:bidi w:val="0"/>
+        <w:ind w:firstLine="420" w:firstLineChars="0"/>
+        <w:rPr>
+          <w:rFonts w:hint="default"/>
+          <w:lang w:eastAsia="zh-Hans"/>
+        </w:rPr>
+      </w:pPr>
+    </w:p>
+    <w:p>
+      <w:pPr>
+        <w:bidi w:val="0"/>
+        <w:ind w:firstLine="420" w:firstLineChars="0"/>
+        <w:rPr>
+          <w:rFonts w:hint="default"/>
+          <w:lang w:eastAsia="zh-Hans"/>
+        </w:rPr>
+      </w:pPr>
+    </w:p>
+    <w:p>
+      <w:pPr>
         <w:numPr>
           <w:ilvl w:val="0"/>
-          <w:numId w:val="0"/>
+          <w:numId w:val="3"/>
         </w:numPr>
         <w:bidi w:val="0"/>
-        <w:rPr>
-          <w:rFonts w:hint="eastAsia"/>
-          <w:lang w:val="en-US" w:eastAsia="zh-Hans"/>
-        </w:rPr>
-      </w:pPr>
-    </w:p>
-    <w:p>
-      <w:pPr>
-        <w:numPr>
-          <w:ilvl w:val="0"/>
-          <w:numId w:val="0"/>
-        </w:numPr>
-        <w:bidi w:val="0"/>
-        <w:rPr>
-          <w:rFonts w:hint="eastAsia"/>
-          <w:lang w:val="en-US" w:eastAsia="zh-Hans"/>
-        </w:rPr>
-      </w:pPr>
-    </w:p>
-    <w:p>
-      <w:pPr>
-        <w:numPr>
-          <w:ilvl w:val="0"/>
-          <w:numId w:val="0"/>
-        </w:numPr>
-        <w:bidi w:val="0"/>
-        <w:rPr>
-          <w:rFonts w:hint="default"/>
-        </w:rPr>
-      </w:pPr>
-    </w:p>
-    <w:p>
-      <w:pPr>
-        <w:numPr>
-          <w:ilvl w:val="0"/>
-          <w:numId w:val="2"/>
-        </w:numPr>
-        <w:bidi w:val="0"/>
-        <w:rPr>
-          <w:rFonts w:hint="default"/>
-          <w:lang w:eastAsia="zh-Hans"/>
-        </w:rPr>
-      </w:pPr>
-      <w:r>
-        <w:rPr>
-          <w:rFonts w:hint="default"/>
-          <w:lang w:eastAsia="zh-Hans"/>
-        </w:rPr>
-        <w:t>新建RemoteIpValve实例</w:t>
+        <w:ind w:left="0" w:leftChars="0" w:firstLine="0" w:firstLineChars="0"/>
+        <w:rPr>
+          <w:rFonts w:hint="default"/>
+          <w:lang w:eastAsia="zh-Hans"/>
+        </w:rPr>
+      </w:pPr>
+      <w:r>
+        <w:rPr>
+          <w:rFonts w:hint="default"/>
+          <w:lang w:eastAsia="zh-Hans"/>
+        </w:rPr>
+        <w:t>mock一个Request实例对象</w:t>
       </w:r>
     </w:p>
     <w:tbl>
@@ -1233,7 +1874,7 @@
                 <w:rFonts w:hint="default"/>
                 <w:lang w:eastAsia="zh-Hans"/>
               </w:rPr>
-              <w:t>RemoteIpValve remoteIpValve = new RemoteIpValve();</w:t>
+              <w:t>Request request = new MockRequest(new org.apache.coyote.Request());</w:t>
             </w:r>
           </w:p>
         </w:tc>
@@ -1242,17 +1883,6 @@
     <w:p>
       <w:pPr>
         <w:bidi w:val="0"/>
-        <w:ind w:firstLine="420" w:firstLineChars="0"/>
-        <w:rPr>
-          <w:rFonts w:hint="default"/>
-          <w:lang w:eastAsia="zh-Hans"/>
-        </w:rPr>
-      </w:pPr>
-    </w:p>
-    <w:p>
-      <w:pPr>
-        <w:bidi w:val="0"/>
-        <w:ind w:firstLine="420" w:firstLineChars="0"/>
         <w:rPr>
           <w:rFonts w:hint="default"/>
           <w:lang w:eastAsia="zh-Hans"/>
@@ -1263,7 +1893,7 @@
       <w:pPr>
         <w:numPr>
           <w:ilvl w:val="0"/>
-          <w:numId w:val="2"/>
+          <w:numId w:val="3"/>
         </w:numPr>
         <w:bidi w:val="0"/>
         <w:ind w:left="0" w:leftChars="0" w:firstLine="0" w:firstLineChars="0"/>
@@ -1277,7 +1907,7 @@
           <w:rFonts w:hint="default"/>
           <w:lang w:eastAsia="zh-Hans"/>
         </w:rPr>
-        <w:t>mock一个Request实例对象</w:t>
+        <w:t>模拟RemoteIpValve实例处理request</w:t>
       </w:r>
     </w:p>
     <w:tbl>
@@ -1333,7 +1963,7 @@
                 <w:rFonts w:hint="default"/>
                 <w:lang w:eastAsia="zh-Hans"/>
               </w:rPr>
-              <w:t>Request request = new MockRequest(new org.apache.coyote.Request());</w:t>
+              <w:t>remoteIpValve.invoke(request, null);</w:t>
             </w:r>
           </w:p>
         </w:tc>
@@ -1350,23 +1980,18 @@
     </w:p>
     <w:p>
       <w:pPr>
-        <w:numPr>
-          <w:ilvl w:val="0"/>
-          <w:numId w:val="2"/>
-        </w:numPr>
-        <w:bidi w:val="0"/>
-        <w:ind w:left="0" w:leftChars="0" w:firstLine="0" w:firstLineChars="0"/>
-        <w:rPr>
-          <w:rFonts w:hint="default"/>
-          <w:lang w:eastAsia="zh-Hans"/>
-        </w:rPr>
-      </w:pPr>
-      <w:r>
-        <w:rPr>
-          <w:rFonts w:hint="default"/>
-          <w:lang w:eastAsia="zh-Hans"/>
-        </w:rPr>
-        <w:t>模拟RemoteIpValve实例处理request</w:t>
+        <w:bidi w:val="0"/>
+        <w:rPr>
+          <w:rFonts w:hint="default"/>
+          <w:lang w:eastAsia="zh-Hans"/>
+        </w:rPr>
+      </w:pPr>
+      <w:r>
+        <w:rPr>
+          <w:rFonts w:hint="default"/>
+          <w:lang w:eastAsia="zh-Hans"/>
+        </w:rPr>
+        <w:t>5.通过asser验证valve处理结果</w:t>
       </w:r>
     </w:p>
     <w:tbl>
@@ -1413,6 +2038,22 @@
               <w:bidi w:val="0"/>
               <w:rPr>
                 <w:rFonts w:hint="default"/>
+                <w:lang w:eastAsia="zh-Hans"/>
+              </w:rPr>
+            </w:pPr>
+            <w:r>
+              <w:rPr>
+                <w:rFonts w:hint="default"/>
+                <w:lang w:eastAsia="zh-Hans"/>
+              </w:rPr>
+              <w:t>String actualRemoteAddr = remoteAddrAndHostTrackerValve.getRemoteAddr();</w:t>
+            </w:r>
+          </w:p>
+          <w:p>
+            <w:pPr>
+              <w:bidi w:val="0"/>
+              <w:rPr>
+                <w:rFonts w:hint="default"/>
                 <w:vertAlign w:val="baseline"/>
                 <w:lang w:eastAsia="zh-Hans"/>
               </w:rPr>
@@ -1422,7 +2063,7 @@
                 <w:rFonts w:hint="default"/>
                 <w:lang w:eastAsia="zh-Hans"/>
               </w:rPr>
-              <w:t>remoteIpValve.invoke(request, null);</w:t>
+              <w:t>Assert.assertEquals("remoteAddr", "192.168.0.10", actualRemoteAddr);</w:t>
             </w:r>
           </w:p>
         </w:tc>
@@ -1445,12 +2086,356 @@
           <w:lang w:eastAsia="zh-Hans"/>
         </w:rPr>
       </w:pPr>
-      <w:r>
-        <w:rPr>
-          <w:rFonts w:hint="default"/>
-          <w:lang w:eastAsia="zh-Hans"/>
-        </w:rPr>
-        <w:t>5.通过asser验证valve处理结果</w:t>
+    </w:p>
+    <w:p>
+      <w:pPr>
+        <w:pStyle w:val="3"/>
+        <w:bidi w:val="0"/>
+        <w:rPr>
+          <w:rFonts w:hint="eastAsia"/>
+          <w:lang w:val="en-US" w:eastAsia="zh-Hans"/>
+        </w:rPr>
+      </w:pPr>
+      <w:r>
+        <w:rPr>
+          <w:rFonts w:hint="eastAsia"/>
+          <w:lang w:val="en-US" w:eastAsia="zh-Hans"/>
+        </w:rPr>
+        <w:t>总结</w:t>
+      </w:r>
+    </w:p>
+    <w:p>
+      <w:pPr>
+        <w:bidi w:val="0"/>
+        <w:ind w:firstLine="420" w:firstLineChars="0"/>
+        <w:rPr>
+          <w:rFonts w:hint="default"/>
+          <w:lang w:val="en-US" w:eastAsia="zh-Hans"/>
+        </w:rPr>
+      </w:pPr>
+      <w:r>
+        <w:rPr>
+          <w:rFonts w:hint="eastAsia"/>
+          <w:lang w:val="en-US" w:eastAsia="zh-Hans"/>
+        </w:rPr>
+        <w:t>这个例子说明了如何通过单元测试验证某个功能。</w:t>
+      </w:r>
+    </w:p>
+    <w:p>
+      <w:pPr>
+        <w:bidi w:val="0"/>
+        <w:rPr>
+          <w:rFonts w:hint="default"/>
+          <w:lang w:eastAsia="zh-Hans"/>
+        </w:rPr>
+      </w:pPr>
+    </w:p>
+    <w:p>
+      <w:pPr>
+        <w:pStyle w:val="2"/>
+        <w:bidi w:val="0"/>
+        <w:rPr>
+          <w:rFonts w:hint="eastAsia"/>
+        </w:rPr>
+      </w:pPr>
+      <w:r>
+        <w:rPr>
+          <w:rFonts w:hint="eastAsia"/>
+          <w:lang w:val="en-US" w:eastAsia="zh-Hans"/>
+        </w:rPr>
+        <w:t>单元测试</w:t>
+      </w:r>
+      <w:r>
+        <w:rPr>
+          <w:rFonts w:hint="default"/>
+          <w:lang w:eastAsia="zh-Hans"/>
+        </w:rPr>
+        <w:t>2-</w:t>
+      </w:r>
+      <w:r>
+        <w:rPr>
+          <w:rFonts w:hint="eastAsia"/>
+        </w:rPr>
+        <w:t>TestStandardContext</w:t>
+      </w:r>
+    </w:p>
+    <w:p>
+      <w:pPr>
+        <w:bidi w:val="0"/>
+        <w:rPr>
+          <w:rFonts w:hint="eastAsia"/>
+        </w:rPr>
+      </w:pPr>
+    </w:p>
+    <w:p>
+      <w:pPr>
+        <w:bidi w:val="0"/>
+        <w:ind w:firstLine="420" w:firstLineChars="0"/>
+        <w:rPr>
+          <w:rFonts w:hint="default" w:eastAsiaTheme="minorEastAsia"/>
+          <w:lang w:val="en-US" w:eastAsia="zh-Hans"/>
+        </w:rPr>
+      </w:pPr>
+      <w:r>
+        <w:rPr>
+          <w:rFonts w:hint="eastAsia"/>
+          <w:lang w:val="en-US" w:eastAsia="zh-Hans"/>
+        </w:rPr>
+        <w:t>还有一种情况，就是我们知道</w:t>
+      </w:r>
+      <w:r>
+        <w:rPr>
+          <w:rFonts w:hint="default"/>
+          <w:lang w:eastAsia="zh-Hans"/>
+        </w:rPr>
+        <w:t>tomcat</w:t>
+      </w:r>
+      <w:r>
+        <w:rPr>
+          <w:rFonts w:hint="eastAsia"/>
+          <w:lang w:val="en-US" w:eastAsia="zh-Hans"/>
+        </w:rPr>
+        <w:t>在不断演进的同时，在不断地解决各种BUG。如何验证BUG已经被解决，如何保证</w:t>
+      </w:r>
+      <w:r>
+        <w:rPr>
+          <w:rFonts w:hint="default"/>
+          <w:lang w:eastAsia="zh-Hans"/>
+        </w:rPr>
+        <w:t>tomat</w:t>
+      </w:r>
+      <w:r>
+        <w:rPr>
+          <w:rFonts w:hint="eastAsia"/>
+          <w:lang w:val="en-US" w:eastAsia="zh-Hans"/>
+        </w:rPr>
+        <w:t>版本升级后，之前发生过的BUG不会重现？这些都需要单元测试来解决。</w:t>
+      </w:r>
+    </w:p>
+    <w:p>
+      <w:pPr>
+        <w:bidi w:val="0"/>
+        <w:rPr>
+          <w:rFonts w:hint="eastAsia"/>
+        </w:rPr>
+      </w:pPr>
+    </w:p>
+    <w:p>
+      <w:pPr>
+        <w:pStyle w:val="3"/>
+        <w:bidi w:val="0"/>
+        <w:rPr>
+          <w:rFonts w:hint="default"/>
+          <w:lang w:val="en-US" w:eastAsia="zh-Hans"/>
+        </w:rPr>
+      </w:pPr>
+      <w:r>
+        <w:rPr>
+          <w:rFonts w:hint="eastAsia"/>
+          <w:lang w:val="en-US" w:eastAsia="zh-Hans"/>
+        </w:rPr>
+        <w:t>代码示例</w:t>
+      </w:r>
+    </w:p>
+    <w:p>
+      <w:pPr>
+        <w:bidi w:val="0"/>
+        <w:ind w:firstLine="420" w:firstLineChars="0"/>
+        <w:rPr>
+          <w:rFonts w:hint="default" w:eastAsiaTheme="minorEastAsia"/>
+          <w:lang w:val="en-US" w:eastAsia="zh-Hans"/>
+        </w:rPr>
+      </w:pPr>
+      <w:r>
+        <w:rPr>
+          <w:rFonts w:hint="eastAsia"/>
+          <w:lang w:val="en-US" w:eastAsia="zh-Hans"/>
+        </w:rPr>
+        <w:t>比如下图的代码示例，就展示了如何通过JUnit单元测试验证某个之前出现过的BUG是否已经修复：</w:t>
+      </w:r>
+    </w:p>
+    <w:p>
+      <w:pPr>
+        <w:bidi w:val="0"/>
+        <w:rPr>
+          <w:rFonts w:hint="default"/>
+          <w:lang w:eastAsia="zh-Hans"/>
+        </w:rPr>
+      </w:pPr>
+      <w:r>
+        <w:rPr>
+          <w:rFonts w:hint="default"/>
+          <w:lang w:eastAsia="zh-Hans"/>
+        </w:rPr>
+        <w:drawing>
+          <wp:inline distT="0" distB="0" distL="114300" distR="114300">
+            <wp:extent cx="5251450" cy="4150360"/>
+            <wp:effectExtent l="0" t="0" r="6350" b="15240"/>
+            <wp:docPr id="1" name="图片 1" descr="tomcat官网github test部分代码示例-TestStandardContext.testBug50015()"/>
+            <wp:cNvGraphicFramePr>
+              <a:graphicFrameLocks xmlns:a="http://schemas.openxmlformats.org/drawingml/2006/main" noChangeAspect="1"/>
+            </wp:cNvGraphicFramePr>
+            <a:graphic xmlns:a="http://schemas.openxmlformats.org/drawingml/2006/main">
+              <a:graphicData uri="http://schemas.openxmlformats.org/drawingml/2006/picture">
+                <pic:pic xmlns:pic="http://schemas.openxmlformats.org/drawingml/2006/picture">
+                  <pic:nvPicPr>
+                    <pic:cNvPr id="1" name="图片 1" descr="tomcat官网github test部分代码示例-TestStandardContext.testBug50015()"/>
+                    <pic:cNvPicPr>
+                      <a:picLocks noChangeAspect="1"/>
+                    </pic:cNvPicPr>
+                  </pic:nvPicPr>
+                  <pic:blipFill>
+                    <a:blip r:embed="rId5"/>
+                    <a:stretch>
+                      <a:fillRect/>
+                    </a:stretch>
+                  </pic:blipFill>
+                  <pic:spPr>
+                    <a:xfrm>
+                      <a:off x="0" y="0"/>
+                      <a:ext cx="5251450" cy="4150360"/>
+                    </a:xfrm>
+                    <a:prstGeom prst="rect">
+                      <a:avLst/>
+                    </a:prstGeom>
+                  </pic:spPr>
+                </pic:pic>
+              </a:graphicData>
+            </a:graphic>
+          </wp:inline>
+        </w:drawing>
+      </w:r>
+    </w:p>
+    <w:p>
+      <w:pPr>
+        <w:jc w:val="center"/>
+        <w:rPr>
+          <w:rFonts w:hint="default"/>
+          <w:lang w:val="en-US" w:eastAsia="zh-Hans"/>
+        </w:rPr>
+      </w:pPr>
+      <w:r>
+        <w:rPr>
+          <w:rFonts w:hint="eastAsia"/>
+          <w:lang w:val="en-US" w:eastAsia="zh-Hans"/>
+        </w:rPr>
+        <w:t>图</w:t>
+      </w:r>
+      <w:r>
+        <w:rPr>
+          <w:rFonts w:hint="default"/>
+          <w:lang w:eastAsia="zh-Hans"/>
+        </w:rPr>
+        <w:t>2 TestStandardContext.testBug50015()</w:t>
+      </w:r>
+      <w:r>
+        <w:rPr>
+          <w:rFonts w:hint="eastAsia"/>
+          <w:lang w:val="en-US" w:eastAsia="zh-Hans"/>
+        </w:rPr>
+        <w:t>验证某个BUG的解决情况</w:t>
+      </w:r>
+    </w:p>
+    <w:p>
+      <w:pPr>
+        <w:rPr>
+          <w:rFonts w:hint="default"/>
+          <w:lang w:eastAsia="zh-Hans"/>
+        </w:rPr>
+      </w:pPr>
+    </w:p>
+    <w:p>
+      <w:pPr>
+        <w:rPr>
+          <w:rFonts w:hint="default"/>
+          <w:lang w:eastAsia="zh-Hans"/>
+        </w:rPr>
+      </w:pPr>
+    </w:p>
+    <w:p>
+      <w:pPr>
+        <w:bidi w:val="0"/>
+        <w:rPr>
+          <w:rFonts w:hint="default"/>
+          <w:lang w:eastAsia="zh-Hans"/>
+        </w:rPr>
+      </w:pPr>
+    </w:p>
+    <w:p>
+      <w:pPr>
+        <w:bidi w:val="0"/>
+        <w:rPr>
+          <w:rFonts w:hint="default"/>
+          <w:lang w:eastAsia="zh-Hans"/>
+        </w:rPr>
+      </w:pPr>
+    </w:p>
+    <w:p>
+      <w:pPr>
+        <w:pStyle w:val="3"/>
+        <w:bidi w:val="0"/>
+        <w:rPr>
+          <w:rFonts w:hint="eastAsia"/>
+          <w:lang w:val="en-US" w:eastAsia="zh-Hans"/>
+        </w:rPr>
+      </w:pPr>
+      <w:r>
+        <w:rPr>
+          <w:rFonts w:hint="eastAsia"/>
+          <w:lang w:val="en-US" w:eastAsia="zh-Hans"/>
+        </w:rPr>
+        <w:t>详细测试步骤</w:t>
+      </w:r>
+    </w:p>
+    <w:p>
+      <w:pPr>
+        <w:bidi w:val="0"/>
+        <w:rPr>
+          <w:rFonts w:hint="eastAsia"/>
+          <w:lang w:val="en-US" w:eastAsia="zh-Hans"/>
+        </w:rPr>
+      </w:pPr>
+    </w:p>
+    <w:p>
+      <w:pPr>
+        <w:bidi w:val="0"/>
+        <w:rPr>
+          <w:rFonts w:hint="eastAsia"/>
+          <w:lang w:val="en-US" w:eastAsia="zh-Hans"/>
+        </w:rPr>
+      </w:pPr>
+    </w:p>
+    <w:p>
+      <w:pPr>
+        <w:bidi w:val="0"/>
+        <w:ind w:firstLine="420" w:firstLineChars="0"/>
+        <w:rPr>
+          <w:rFonts w:hint="eastAsia"/>
+          <w:lang w:val="en-US" w:eastAsia="zh-Hans"/>
+        </w:rPr>
+      </w:pPr>
+    </w:p>
+    <w:p>
+      <w:pPr>
+        <w:pStyle w:val="4"/>
+        <w:bidi w:val="0"/>
+        <w:rPr>
+          <w:rFonts w:hint="default"/>
+        </w:rPr>
+      </w:pPr>
+      <w:r>
+        <w:rPr>
+          <w:rFonts w:hint="default"/>
+          <w:lang w:eastAsia="zh-Hans"/>
+        </w:rPr>
+        <w:t>1.</w:t>
+      </w:r>
+      <w:r>
+        <w:rPr>
+          <w:rFonts w:hint="eastAsia"/>
+          <w:lang w:val="en-US" w:eastAsia="zh-Hans"/>
+        </w:rPr>
+        <w:t>新建JUnit测试类</w:t>
       </w:r>
     </w:p>
     <w:tbl>
@@ -1497,32 +2482,135 @@
               <w:bidi w:val="0"/>
               <w:rPr>
                 <w:rFonts w:hint="default"/>
-                <w:lang w:eastAsia="zh-Hans"/>
-              </w:rPr>
-            </w:pPr>
-            <w:r>
-              <w:rPr>
-                <w:rFonts w:hint="default"/>
-                <w:lang w:eastAsia="zh-Hans"/>
-              </w:rPr>
-              <w:t>String actualRemoteAddr = remoteAddrAndHostTrackerValve.getRemoteAddr();</w:t>
-            </w:r>
-          </w:p>
-          <w:p>
-            <w:pPr>
-              <w:bidi w:val="0"/>
-              <w:rPr>
-                <w:rFonts w:hint="default"/>
-                <w:vertAlign w:val="baseline"/>
-                <w:lang w:eastAsia="zh-Hans"/>
-              </w:rPr>
-            </w:pPr>
-            <w:r>
-              <w:rPr>
-                <w:rFonts w:hint="default"/>
-                <w:lang w:eastAsia="zh-Hans"/>
-              </w:rPr>
-              <w:t>Assert.assertEquals("remoteAddr", "192.168.0.10", actualRemoteAddr);</w:t>
+                <w:lang w:val="en-US" w:eastAsia="zh-Hans"/>
+              </w:rPr>
+            </w:pPr>
+            <w:r>
+              <w:rPr>
+                <w:rFonts w:hint="default"/>
+                <w:lang w:eastAsia="zh-Hans"/>
+              </w:rPr>
+              <w:t>JUnit</w:t>
+            </w:r>
+            <w:r>
+              <w:rPr>
+                <w:rFonts w:hint="eastAsia"/>
+                <w:lang w:val="en-US" w:eastAsia="zh-Hans"/>
+              </w:rPr>
+              <w:t>测试类代码：</w:t>
+            </w:r>
+          </w:p>
+          <w:p>
+            <w:pPr>
+              <w:bidi w:val="0"/>
+              <w:rPr>
+                <w:rFonts w:hint="default"/>
+              </w:rPr>
+            </w:pPr>
+            <w:r>
+              <w:rPr>
+                <w:rFonts w:hint="eastAsia"/>
+                <w:lang w:val="en-US" w:eastAsia="zh-Hans"/>
+              </w:rPr>
+              <w:t>TestStandardContext</w:t>
+            </w:r>
+            <w:r>
+              <w:rPr>
+                <w:rFonts w:hint="default"/>
+              </w:rPr>
+              <w:t>.java</w:t>
+            </w:r>
+          </w:p>
+          <w:p>
+            <w:pPr>
+              <w:bidi w:val="0"/>
+              <w:rPr>
+                <w:rFonts w:hint="default"/>
+              </w:rPr>
+            </w:pPr>
+          </w:p>
+          <w:p>
+            <w:pPr>
+              <w:bidi w:val="0"/>
+              <w:rPr>
+                <w:rFonts w:hint="default"/>
+                <w:lang w:eastAsia="zh-Hans"/>
+              </w:rPr>
+            </w:pPr>
+            <w:r>
+              <w:rPr>
+                <w:rFonts w:hint="eastAsia"/>
+                <w:lang w:val="en-US" w:eastAsia="zh-Hans"/>
+              </w:rPr>
+              <w:t>所属的</w:t>
+            </w:r>
+            <w:r>
+              <w:rPr>
+                <w:rFonts w:hint="default"/>
+                <w:lang w:eastAsia="zh-Hans"/>
+              </w:rPr>
+              <w:t>package:</w:t>
+            </w:r>
+          </w:p>
+          <w:p>
+            <w:pPr>
+              <w:bidi w:val="0"/>
+              <w:rPr>
+                <w:rFonts w:hint="default"/>
+              </w:rPr>
+            </w:pPr>
+            <w:r>
+              <w:rPr>
+                <w:rFonts w:hint="default"/>
+                <w:lang w:eastAsia="zh-Hans"/>
+              </w:rPr>
+              <w:t>test/</w:t>
+            </w:r>
+            <w:r>
+              <w:rPr>
+                <w:rFonts w:hint="default"/>
+              </w:rPr>
+              <w:t>org.apache.catalina.core</w:t>
+            </w:r>
+          </w:p>
+          <w:p>
+            <w:pPr>
+              <w:bidi w:val="0"/>
+              <w:rPr>
+                <w:rFonts w:hint="default"/>
+              </w:rPr>
+            </w:pPr>
+          </w:p>
+          <w:p>
+            <w:pPr>
+              <w:bidi w:val="0"/>
+              <w:rPr>
+                <w:rFonts w:hint="eastAsia"/>
+                <w:lang w:val="en-US" w:eastAsia="zh-Hans"/>
+              </w:rPr>
+            </w:pPr>
+            <w:r>
+              <w:rPr>
+                <w:rFonts w:hint="eastAsia"/>
+                <w:lang w:val="en-US" w:eastAsia="zh-Hans"/>
+              </w:rPr>
+              <w:t>单元测试方法：</w:t>
+            </w:r>
+          </w:p>
+          <w:p>
+            <w:pPr>
+              <w:bidi w:val="0"/>
+              <w:rPr>
+                <w:rFonts w:hint="default"/>
+                <w:lang w:val="en-US" w:eastAsia="zh-Hans"/>
+              </w:rPr>
+            </w:pPr>
+            <w:r>
+              <w:rPr>
+                <w:rFonts w:hint="default"/>
+                <w:lang w:val="en-US" w:eastAsia="zh-Hans"/>
+              </w:rPr>
+              <w:t>testBug50015()</w:t>
             </w:r>
           </w:p>
         </w:tc>
@@ -1530,344 +2618,20 @@
     </w:tbl>
     <w:p>
       <w:pPr>
-        <w:bidi w:val="0"/>
-        <w:rPr>
-          <w:rFonts w:hint="default"/>
-          <w:lang w:eastAsia="zh-Hans"/>
-        </w:rPr>
-      </w:pPr>
-    </w:p>
-    <w:p>
-      <w:pPr>
-        <w:bidi w:val="0"/>
-        <w:rPr>
-          <w:rFonts w:hint="default"/>
-          <w:lang w:eastAsia="zh-Hans"/>
-        </w:rPr>
-      </w:pPr>
-    </w:p>
-    <w:p>
-      <w:pPr>
-        <w:pStyle w:val="3"/>
-        <w:bidi w:val="0"/>
-        <w:rPr>
-          <w:rFonts w:hint="eastAsia"/>
-          <w:lang w:val="en-US" w:eastAsia="zh-Hans"/>
-        </w:rPr>
-      </w:pPr>
-      <w:r>
-        <w:rPr>
-          <w:rFonts w:hint="eastAsia"/>
-          <w:lang w:val="en-US" w:eastAsia="zh-Hans"/>
-        </w:rPr>
-        <w:t>总结</w:t>
-      </w:r>
-    </w:p>
-    <w:p>
-      <w:pPr>
-        <w:bidi w:val="0"/>
-        <w:ind w:firstLine="420" w:firstLineChars="0"/>
-        <w:rPr>
-          <w:rFonts w:hint="default"/>
-          <w:lang w:val="en-US" w:eastAsia="zh-Hans"/>
-        </w:rPr>
-      </w:pPr>
-      <w:r>
-        <w:rPr>
-          <w:rFonts w:hint="eastAsia"/>
-          <w:lang w:val="en-US" w:eastAsia="zh-Hans"/>
-        </w:rPr>
-        <w:t>这个例子说明了如何通过单元测试验证某个功能。</w:t>
-      </w:r>
-    </w:p>
-    <w:p>
-      <w:pPr>
-        <w:bidi w:val="0"/>
-        <w:rPr>
-          <w:rFonts w:hint="default"/>
-          <w:lang w:eastAsia="zh-Hans"/>
-        </w:rPr>
-      </w:pPr>
-    </w:p>
-    <w:p>
-      <w:pPr>
-        <w:pStyle w:val="2"/>
-        <w:bidi w:val="0"/>
-        <w:rPr>
-          <w:rFonts w:hint="eastAsia"/>
-        </w:rPr>
-      </w:pPr>
-      <w:r>
-        <w:rPr>
-          <w:rFonts w:hint="eastAsia"/>
-          <w:lang w:val="en-US" w:eastAsia="zh-Hans"/>
-        </w:rPr>
-        <w:t>单元测试</w:t>
-      </w:r>
-      <w:r>
-        <w:rPr>
-          <w:rFonts w:hint="default"/>
-          <w:lang w:eastAsia="zh-Hans"/>
-        </w:rPr>
-        <w:t>2-</w:t>
-      </w:r>
-      <w:r>
-        <w:rPr>
-          <w:rFonts w:hint="eastAsia"/>
-        </w:rPr>
-        <w:t>TestStandardContext</w:t>
-      </w:r>
-    </w:p>
-    <w:p>
-      <w:pPr>
-        <w:bidi w:val="0"/>
-        <w:rPr>
-          <w:rFonts w:hint="eastAsia"/>
-        </w:rPr>
-      </w:pPr>
-    </w:p>
-    <w:p>
-      <w:pPr>
-        <w:bidi w:val="0"/>
-        <w:ind w:firstLine="420" w:firstLineChars="0"/>
-        <w:rPr>
-          <w:rFonts w:hint="default" w:eastAsiaTheme="minorEastAsia"/>
-          <w:lang w:val="en-US" w:eastAsia="zh-Hans"/>
-        </w:rPr>
-      </w:pPr>
-      <w:r>
-        <w:rPr>
-          <w:rFonts w:hint="eastAsia"/>
-          <w:lang w:val="en-US" w:eastAsia="zh-Hans"/>
-        </w:rPr>
-        <w:t>还有一种情况，就是我们知道</w:t>
-      </w:r>
-      <w:r>
-        <w:rPr>
-          <w:rFonts w:hint="default"/>
-          <w:lang w:eastAsia="zh-Hans"/>
-        </w:rPr>
-        <w:t>tomcat</w:t>
-      </w:r>
-      <w:r>
-        <w:rPr>
-          <w:rFonts w:hint="eastAsia"/>
-          <w:lang w:val="en-US" w:eastAsia="zh-Hans"/>
-        </w:rPr>
-        <w:t>在不断演进的同时，在不断地解决各种BUG。如何验证BUG已经被解决，如何保证</w:t>
-      </w:r>
-      <w:r>
-        <w:rPr>
-          <w:rFonts w:hint="default"/>
-          <w:lang w:eastAsia="zh-Hans"/>
-        </w:rPr>
-        <w:t>tomat</w:t>
-      </w:r>
-      <w:r>
-        <w:rPr>
-          <w:rFonts w:hint="eastAsia"/>
-          <w:lang w:val="en-US" w:eastAsia="zh-Hans"/>
-        </w:rPr>
-        <w:t>版本升级后，之前发生过的BUG不会重现？这些都需要单元测试来解决。</w:t>
-      </w:r>
-    </w:p>
-    <w:p>
-      <w:pPr>
-        <w:bidi w:val="0"/>
-        <w:rPr>
-          <w:rFonts w:hint="eastAsia"/>
-        </w:rPr>
-      </w:pPr>
-    </w:p>
-    <w:p>
-      <w:pPr>
-        <w:pStyle w:val="3"/>
-        <w:bidi w:val="0"/>
-        <w:rPr>
-          <w:rFonts w:hint="default"/>
-          <w:lang w:val="en-US" w:eastAsia="zh-Hans"/>
-        </w:rPr>
-      </w:pPr>
-      <w:r>
-        <w:rPr>
-          <w:rFonts w:hint="eastAsia"/>
-          <w:lang w:val="en-US" w:eastAsia="zh-Hans"/>
-        </w:rPr>
-        <w:t>代码示例</w:t>
-      </w:r>
-    </w:p>
-    <w:p>
-      <w:pPr>
-        <w:bidi w:val="0"/>
-        <w:ind w:firstLine="420" w:firstLineChars="0"/>
-        <w:rPr>
-          <w:rFonts w:hint="default" w:eastAsiaTheme="minorEastAsia"/>
-          <w:lang w:val="en-US" w:eastAsia="zh-Hans"/>
-        </w:rPr>
-      </w:pPr>
-      <w:r>
-        <w:rPr>
-          <w:rFonts w:hint="eastAsia"/>
-          <w:lang w:val="en-US" w:eastAsia="zh-Hans"/>
-        </w:rPr>
-        <w:t>比如下图的代码示例，就展示了如何通过JUnit单元测试验证某个之前出现过的BUG是否已经修复：</w:t>
-      </w:r>
-    </w:p>
-    <w:p>
-      <w:pPr>
-        <w:bidi w:val="0"/>
-        <w:rPr>
-          <w:rFonts w:hint="default"/>
-          <w:lang w:eastAsia="zh-Hans"/>
-        </w:rPr>
-      </w:pPr>
-      <w:r>
-        <w:rPr>
-          <w:rFonts w:hint="default"/>
-          <w:lang w:eastAsia="zh-Hans"/>
-        </w:rPr>
-        <w:drawing>
-          <wp:inline distT="0" distB="0" distL="114300" distR="114300">
-            <wp:extent cx="5251450" cy="4150360"/>
-            <wp:effectExtent l="0" t="0" r="6350" b="15240"/>
-            <wp:docPr id="1" name="图片 1" descr="tomcat官网github test部分代码示例-TestStandardContext.testBug50015()"/>
-            <wp:cNvGraphicFramePr>
-              <a:graphicFrameLocks xmlns:a="http://schemas.openxmlformats.org/drawingml/2006/main" noChangeAspect="1"/>
-            </wp:cNvGraphicFramePr>
-            <a:graphic xmlns:a="http://schemas.openxmlformats.org/drawingml/2006/main">
-              <a:graphicData uri="http://schemas.openxmlformats.org/drawingml/2006/picture">
-                <pic:pic xmlns:pic="http://schemas.openxmlformats.org/drawingml/2006/picture">
-                  <pic:nvPicPr>
-                    <pic:cNvPr id="1" name="图片 1" descr="tomcat官网github test部分代码示例-TestStandardContext.testBug50015()"/>
-                    <pic:cNvPicPr>
-                      <a:picLocks noChangeAspect="1"/>
-                    </pic:cNvPicPr>
-                  </pic:nvPicPr>
-                  <pic:blipFill>
-                    <a:blip r:embed="rId5"/>
-                    <a:stretch>
-                      <a:fillRect/>
-                    </a:stretch>
-                  </pic:blipFill>
-                  <pic:spPr>
-                    <a:xfrm>
-                      <a:off x="0" y="0"/>
-                      <a:ext cx="5251450" cy="4150360"/>
-                    </a:xfrm>
-                    <a:prstGeom prst="rect">
-                      <a:avLst/>
-                    </a:prstGeom>
-                  </pic:spPr>
-                </pic:pic>
-              </a:graphicData>
-            </a:graphic>
-          </wp:inline>
-        </w:drawing>
-      </w:r>
-    </w:p>
-    <w:p>
-      <w:pPr>
-        <w:jc w:val="center"/>
-        <w:rPr>
-          <w:rFonts w:hint="default"/>
-          <w:lang w:val="en-US" w:eastAsia="zh-Hans"/>
-        </w:rPr>
-      </w:pPr>
-      <w:r>
-        <w:rPr>
-          <w:rFonts w:hint="eastAsia"/>
-          <w:lang w:val="en-US" w:eastAsia="zh-Hans"/>
-        </w:rPr>
-        <w:t>图</w:t>
-      </w:r>
-      <w:r>
-        <w:rPr>
-          <w:rFonts w:hint="default"/>
-          <w:lang w:eastAsia="zh-Hans"/>
-        </w:rPr>
-        <w:t>2 TestStandardContext.testBug50015()</w:t>
-      </w:r>
-      <w:r>
-        <w:rPr>
-          <w:rFonts w:hint="eastAsia"/>
-          <w:lang w:val="en-US" w:eastAsia="zh-Hans"/>
-        </w:rPr>
-        <w:t>验证某个BUG的解决情况</w:t>
-      </w:r>
-    </w:p>
-    <w:p>
-      <w:pPr>
-        <w:rPr>
-          <w:rFonts w:hint="default"/>
-          <w:lang w:eastAsia="zh-Hans"/>
-        </w:rPr>
-      </w:pPr>
-    </w:p>
-    <w:p>
-      <w:pPr>
-        <w:rPr>
-          <w:rFonts w:hint="default"/>
-          <w:lang w:eastAsia="zh-Hans"/>
-        </w:rPr>
-      </w:pPr>
-    </w:p>
-    <w:p>
-      <w:pPr>
-        <w:bidi w:val="0"/>
-        <w:rPr>
-          <w:rFonts w:hint="default"/>
-          <w:lang w:eastAsia="zh-Hans"/>
-        </w:rPr>
-      </w:pPr>
-    </w:p>
-    <w:p>
-      <w:pPr>
-        <w:bidi w:val="0"/>
-        <w:rPr>
-          <w:rFonts w:hint="default"/>
-          <w:lang w:eastAsia="zh-Hans"/>
-        </w:rPr>
-      </w:pPr>
-    </w:p>
-    <w:p>
-      <w:pPr>
-        <w:pStyle w:val="3"/>
-        <w:bidi w:val="0"/>
-        <w:rPr>
-          <w:rFonts w:hint="eastAsia"/>
-          <w:lang w:val="en-US" w:eastAsia="zh-Hans"/>
-        </w:rPr>
-      </w:pPr>
-      <w:r>
-        <w:rPr>
-          <w:rFonts w:hint="eastAsia"/>
-          <w:lang w:val="en-US" w:eastAsia="zh-Hans"/>
-        </w:rPr>
-        <w:t>详细测试步骤</w:t>
-      </w:r>
-    </w:p>
-    <w:p>
-      <w:pPr>
-        <w:bidi w:val="0"/>
-        <w:rPr>
-          <w:rFonts w:hint="eastAsia"/>
-          <w:lang w:val="en-US" w:eastAsia="zh-Hans"/>
-        </w:rPr>
-      </w:pPr>
-    </w:p>
-    <w:p>
-      <w:pPr>
-        <w:bidi w:val="0"/>
-        <w:rPr>
-          <w:rFonts w:hint="eastAsia"/>
-          <w:lang w:val="en-US" w:eastAsia="zh-Hans"/>
-        </w:rPr>
-      </w:pPr>
-    </w:p>
-    <w:p>
-      <w:pPr>
-        <w:bidi w:val="0"/>
-        <w:ind w:firstLine="420" w:firstLineChars="0"/>
+        <w:numPr>
+          <w:ilvl w:val="0"/>
+          <w:numId w:val="0"/>
+        </w:numPr>
+        <w:bidi w:val="0"/>
+        <w:rPr>
+          <w:rFonts w:hint="eastAsia"/>
+          <w:lang w:val="en-US" w:eastAsia="zh-Hans"/>
+        </w:rPr>
+      </w:pPr>
+    </w:p>
+    <w:p>
+      <w:pPr>
+        <w:bidi w:val="0"/>
         <w:rPr>
           <w:rFonts w:hint="eastAsia"/>
           <w:lang w:val="en-US" w:eastAsia="zh-Hans"/>
@@ -1880,21 +2644,29 @@
         <w:bidi w:val="0"/>
         <w:rPr>
           <w:rFonts w:hint="default"/>
-        </w:rPr>
-      </w:pPr>
-      <w:r>
-        <w:rPr>
-          <w:rFonts w:hint="default"/>
-          <w:lang w:eastAsia="zh-Hans"/>
-        </w:rPr>
-        <w:t>1.</w:t>
-      </w:r>
-      <w:r>
-        <w:rPr>
-          <w:rFonts w:hint="eastAsia"/>
-          <w:lang w:val="en-US" w:eastAsia="zh-Hans"/>
-        </w:rPr>
-        <w:t>新建JUnit测试类</w:t>
+          <w:lang w:eastAsia="zh-Hans"/>
+        </w:rPr>
+      </w:pPr>
+      <w:r>
+        <w:rPr>
+          <w:rFonts w:hint="default"/>
+          <w:lang w:eastAsia="zh-Hans"/>
+        </w:rPr>
+        <w:t>2</w:t>
+      </w:r>
+      <w:r>
+        <w:rPr>
+          <w:rFonts w:hint="eastAsia"/>
+          <w:lang w:eastAsia="zh-Hans"/>
+        </w:rPr>
+        <w:t>.</w:t>
+      </w:r>
+      <w:r>
+        <w:rPr>
+          <w:rFonts w:hint="default"/>
+          <w:lang w:eastAsia="zh-Hans"/>
+        </w:rPr>
+        <w:t>添加注释</w:t>
       </w:r>
     </w:p>
     <w:tbl>
@@ -1941,135 +2713,32 @@
               <w:bidi w:val="0"/>
               <w:rPr>
                 <w:rFonts w:hint="default"/>
-                <w:lang w:val="en-US" w:eastAsia="zh-Hans"/>
-              </w:rPr>
-            </w:pPr>
-            <w:r>
-              <w:rPr>
-                <w:rFonts w:hint="default"/>
-                <w:lang w:eastAsia="zh-Hans"/>
-              </w:rPr>
-              <w:t>JUnit</w:t>
-            </w:r>
-            <w:r>
-              <w:rPr>
-                <w:rFonts w:hint="eastAsia"/>
-                <w:lang w:val="en-US" w:eastAsia="zh-Hans"/>
-              </w:rPr>
-              <w:t>测试类代码：</w:t>
-            </w:r>
-          </w:p>
-          <w:p>
-            <w:pPr>
-              <w:bidi w:val="0"/>
-              <w:rPr>
-                <w:rFonts w:hint="default"/>
-              </w:rPr>
-            </w:pPr>
-            <w:r>
-              <w:rPr>
-                <w:rFonts w:hint="eastAsia"/>
-                <w:lang w:val="en-US" w:eastAsia="zh-Hans"/>
-              </w:rPr>
-              <w:t>TestStandardContext</w:t>
-            </w:r>
-            <w:r>
-              <w:rPr>
-                <w:rFonts w:hint="default"/>
-              </w:rPr>
-              <w:t>.java</w:t>
-            </w:r>
-          </w:p>
-          <w:p>
-            <w:pPr>
-              <w:bidi w:val="0"/>
-              <w:rPr>
-                <w:rFonts w:hint="default"/>
-              </w:rPr>
-            </w:pPr>
-          </w:p>
-          <w:p>
-            <w:pPr>
-              <w:bidi w:val="0"/>
-              <w:rPr>
-                <w:rFonts w:hint="default"/>
-                <w:lang w:eastAsia="zh-Hans"/>
-              </w:rPr>
-            </w:pPr>
-            <w:r>
-              <w:rPr>
-                <w:rFonts w:hint="eastAsia"/>
-                <w:lang w:val="en-US" w:eastAsia="zh-Hans"/>
-              </w:rPr>
-              <w:t>所属的</w:t>
-            </w:r>
-            <w:r>
-              <w:rPr>
-                <w:rFonts w:hint="default"/>
-                <w:lang w:eastAsia="zh-Hans"/>
-              </w:rPr>
-              <w:t>package:</w:t>
-            </w:r>
-          </w:p>
-          <w:p>
-            <w:pPr>
-              <w:bidi w:val="0"/>
-              <w:rPr>
-                <w:rFonts w:hint="default"/>
-              </w:rPr>
-            </w:pPr>
-            <w:r>
-              <w:rPr>
-                <w:rFonts w:hint="default"/>
-                <w:lang w:eastAsia="zh-Hans"/>
-              </w:rPr>
-              <w:t>test/</w:t>
-            </w:r>
-            <w:r>
-              <w:rPr>
-                <w:rFonts w:hint="default"/>
-              </w:rPr>
-              <w:t>org.apache.catalina.core</w:t>
-            </w:r>
-          </w:p>
-          <w:p>
-            <w:pPr>
-              <w:bidi w:val="0"/>
-              <w:rPr>
-                <w:rFonts w:hint="default"/>
-              </w:rPr>
-            </w:pPr>
-          </w:p>
-          <w:p>
-            <w:pPr>
-              <w:bidi w:val="0"/>
-              <w:rPr>
-                <w:rFonts w:hint="eastAsia"/>
-                <w:lang w:val="en-US" w:eastAsia="zh-Hans"/>
-              </w:rPr>
-            </w:pPr>
-            <w:r>
-              <w:rPr>
-                <w:rFonts w:hint="eastAsia"/>
-                <w:lang w:val="en-US" w:eastAsia="zh-Hans"/>
-              </w:rPr>
-              <w:t>单元测试方法：</w:t>
-            </w:r>
-          </w:p>
-          <w:p>
-            <w:pPr>
-              <w:bidi w:val="0"/>
-              <w:rPr>
-                <w:rFonts w:hint="default"/>
-                <w:lang w:val="en-US" w:eastAsia="zh-Hans"/>
-              </w:rPr>
-            </w:pPr>
-            <w:r>
-              <w:rPr>
-                <w:rFonts w:hint="default"/>
-                <w:lang w:val="en-US" w:eastAsia="zh-Hans"/>
-              </w:rPr>
-              <w:t>testBug50015()</w:t>
+                <w:lang w:eastAsia="zh-Hans"/>
+              </w:rPr>
+            </w:pPr>
+            <w:r>
+              <w:rPr>
+                <w:rFonts w:hint="default"/>
+                <w:lang w:eastAsia="zh-Hans"/>
+              </w:rPr>
+              <w:t>// Test that configuring servlet security constraints programmatically</w:t>
+            </w:r>
+          </w:p>
+          <w:p>
+            <w:pPr>
+              <w:bidi w:val="0"/>
+              <w:rPr>
+                <w:rFonts w:hint="default"/>
+                <w:vertAlign w:val="baseline"/>
+                <w:lang w:eastAsia="zh-Hans"/>
+              </w:rPr>
+            </w:pPr>
+            <w:r>
+              <w:rPr>
+                <w:rFonts w:hint="default"/>
+                <w:lang w:eastAsia="zh-Hans"/>
+              </w:rPr>
+              <w:t>// does work.</w:t>
             </w:r>
           </w:p>
         </w:tc>
@@ -2077,23 +2746,36 @@
     </w:tbl>
     <w:p>
       <w:pPr>
-        <w:numPr>
-          <w:ilvl w:val="0"/>
-          <w:numId w:val="0"/>
-        </w:numPr>
-        <w:bidi w:val="0"/>
-        <w:rPr>
-          <w:rFonts w:hint="eastAsia"/>
-          <w:lang w:val="en-US" w:eastAsia="zh-Hans"/>
-        </w:rPr>
-      </w:pPr>
-    </w:p>
-    <w:p>
-      <w:pPr>
-        <w:bidi w:val="0"/>
-        <w:rPr>
-          <w:rFonts w:hint="eastAsia"/>
-          <w:lang w:val="en-US" w:eastAsia="zh-Hans"/>
+        <w:bidi w:val="0"/>
+        <w:rPr>
+          <w:rFonts w:hint="default"/>
+          <w:lang w:eastAsia="zh-Hans"/>
+        </w:rPr>
+      </w:pPr>
+    </w:p>
+    <w:p>
+      <w:pPr>
+        <w:bidi w:val="0"/>
+        <w:ind w:firstLine="420" w:firstLineChars="0"/>
+        <w:rPr>
+          <w:rFonts w:hint="default"/>
+          <w:lang w:eastAsia="zh-Hans"/>
+        </w:rPr>
+      </w:pPr>
+      <w:r>
+        <w:rPr>
+          <w:rFonts w:hint="default"/>
+          <w:lang w:eastAsia="zh-Hans"/>
+        </w:rPr>
+        <w:t>这段注释说得很清楚，这个测试方法用于验证某个已解决的BUG(Bug50015)，意思是我们配置了安全相关的配置，需要生效。我们猜测Bug50015是之前配置了安全相关的内容，但是因为某些原因没有生效。</w:t>
+      </w:r>
+    </w:p>
+    <w:p>
+      <w:pPr>
+        <w:bidi w:val="0"/>
+        <w:rPr>
+          <w:rFonts w:hint="default"/>
+          <w:lang w:eastAsia="zh-Hans"/>
         </w:rPr>
       </w:pPr>
     </w:p>
@@ -2111,21 +2793,7 @@
           <w:rFonts w:hint="default"/>
           <w:lang w:eastAsia="zh-Hans"/>
         </w:rPr>
-        <w:t>2</w:t>
-      </w:r>
-      <w:r>
-        <w:rPr>
-          <w:rFonts w:hint="eastAsia"/>
-          <w:lang w:eastAsia="zh-Hans"/>
-        </w:rPr>
-        <w:t>.</w:t>
-      </w:r>
-      <w:r>
-        <w:rPr>
-          <w:rFonts w:hint="default"/>
-          <w:lang w:eastAsia="zh-Hans"/>
-        </w:rPr>
-        <w:t>添加注释</w:t>
+        <w:t>3.建立tomcat实例</w:t>
       </w:r>
     </w:p>
     <w:tbl>
@@ -2170,17 +2838,59 @@
           <w:p>
             <w:pPr>
               <w:bidi w:val="0"/>
-              <w:rPr>
-                <w:rFonts w:hint="default"/>
-                <w:lang w:eastAsia="zh-Hans"/>
-              </w:rPr>
-            </w:pPr>
-            <w:r>
-              <w:rPr>
-                <w:rFonts w:hint="default"/>
-                <w:lang w:eastAsia="zh-Hans"/>
-              </w:rPr>
-              <w:t>// Test that configuring servlet security constraints programmatically</w:t>
+              <w:ind w:firstLine="840" w:firstLineChars="400"/>
+              <w:rPr>
+                <w:rFonts w:hint="default"/>
+                <w:lang w:eastAsia="zh-Hans"/>
+              </w:rPr>
+            </w:pPr>
+            <w:r>
+              <w:rPr>
+                <w:rFonts w:hint="default"/>
+                <w:lang w:eastAsia="zh-Hans"/>
+              </w:rPr>
+              <w:t>// Set up a container</w:t>
+            </w:r>
+          </w:p>
+          <w:p>
+            <w:pPr>
+              <w:bidi w:val="0"/>
+              <w:rPr>
+                <w:rFonts w:hint="default"/>
+                <w:lang w:eastAsia="zh-Hans"/>
+              </w:rPr>
+            </w:pPr>
+            <w:r>
+              <w:rPr>
+                <w:rFonts w:hint="default"/>
+                <w:lang w:eastAsia="zh-Hans"/>
+              </w:rPr>
+              <w:t xml:space="preserve">        Tomcat tomcat = getTomcatInstance();</w:t>
+            </w:r>
+          </w:p>
+          <w:p>
+            <w:pPr>
+              <w:bidi w:val="0"/>
+              <w:rPr>
+                <w:rFonts w:hint="default"/>
+                <w:lang w:eastAsia="zh-Hans"/>
+              </w:rPr>
+            </w:pPr>
+          </w:p>
+          <w:p>
+            <w:pPr>
+              <w:bidi w:val="0"/>
+              <w:rPr>
+                <w:rFonts w:hint="default"/>
+                <w:lang w:eastAsia="zh-Hans"/>
+              </w:rPr>
+            </w:pPr>
+            <w:r>
+              <w:rPr>
+                <w:rFonts w:hint="default"/>
+                <w:lang w:eastAsia="zh-Hans"/>
+              </w:rPr>
+              <w:t xml:space="preserve">        // No file system docBase required</w:t>
             </w:r>
           </w:p>
           <w:p>
@@ -2197,7 +2907,7 @@
                 <w:rFonts w:hint="default"/>
                 <w:lang w:eastAsia="zh-Hans"/>
               </w:rPr>
-              <w:t>// does work.</w:t>
+              <w:t xml:space="preserve">        Context ctx = tomcat.addContext("", null);</w:t>
             </w:r>
           </w:p>
         </w:tc>
@@ -2215,28 +2925,18 @@
     <w:p>
       <w:pPr>
         <w:bidi w:val="0"/>
-        <w:ind w:firstLine="420" w:firstLineChars="0"/>
-        <w:rPr>
-          <w:rFonts w:hint="default"/>
-          <w:lang w:eastAsia="zh-Hans"/>
-        </w:rPr>
-      </w:pPr>
-      <w:r>
-        <w:rPr>
-          <w:rFonts w:hint="default"/>
-          <w:lang w:eastAsia="zh-Hans"/>
-        </w:rPr>
-        <w:t>这段注释说得很清楚，这个测试方法用于验证某个已解决的BUG(Bug50015)，意思是我们配置了安全相关的配置，需要生效。我们猜测Bug50015是之前配置了安全相关的内容，但是因为某些原因没有生效。</w:t>
-      </w:r>
-    </w:p>
-    <w:p>
-      <w:pPr>
-        <w:bidi w:val="0"/>
-        <w:rPr>
-          <w:rFonts w:hint="default"/>
-          <w:lang w:eastAsia="zh-Hans"/>
-        </w:rPr>
-      </w:pPr>
+        <w:rPr>
+          <w:rFonts w:hint="default"/>
+          <w:lang w:eastAsia="zh-Hans"/>
+        </w:rPr>
+      </w:pPr>
+      <w:r>
+        <w:rPr>
+          <w:rFonts w:hint="default"/>
+          <w:lang w:eastAsia="zh-Hans"/>
+        </w:rPr>
+        <w:t xml:space="preserve">        </w:t>
+      </w:r>
     </w:p>
     <w:p>
       <w:pPr>
@@ -2252,7 +2952,23 @@
           <w:rFonts w:hint="default"/>
           <w:lang w:eastAsia="zh-Hans"/>
         </w:rPr>
-        <w:t>3.建立tomcat实例</w:t>
+        <w:t>4.配置安全相关的内容</w:t>
+      </w:r>
+    </w:p>
+    <w:p>
+      <w:pPr>
+        <w:bidi w:val="0"/>
+        <w:rPr>
+          <w:rFonts w:hint="default"/>
+          <w:lang w:eastAsia="zh-Hans"/>
+        </w:rPr>
+      </w:pPr>
+      <w:r>
+        <w:rPr>
+          <w:rFonts w:hint="default"/>
+          <w:lang w:eastAsia="zh-Hans"/>
+        </w:rPr>
+        <w:t>比如配置Realm(用户信息)、LoginConfig(登录信息)、设置authenticator</w:t>
       </w:r>
     </w:p>
     <w:tbl>
@@ -2308,48 +3024,160 @@
                 <w:rFonts w:hint="default"/>
                 <w:lang w:eastAsia="zh-Hans"/>
               </w:rPr>
-              <w:t>// Set up a container</w:t>
-            </w:r>
-          </w:p>
-          <w:p>
-            <w:pPr>
-              <w:bidi w:val="0"/>
-              <w:rPr>
-                <w:rFonts w:hint="default"/>
-                <w:lang w:eastAsia="zh-Hans"/>
-              </w:rPr>
-            </w:pPr>
-            <w:r>
-              <w:rPr>
-                <w:rFonts w:hint="default"/>
-                <w:lang w:eastAsia="zh-Hans"/>
-              </w:rPr>
-              <w:t xml:space="preserve">        Tomcat tomcat = getTomcatInstance();</w:t>
-            </w:r>
-          </w:p>
-          <w:p>
-            <w:pPr>
-              <w:bidi w:val="0"/>
-              <w:rPr>
-                <w:rFonts w:hint="default"/>
-                <w:lang w:eastAsia="zh-Hans"/>
-              </w:rPr>
-            </w:pPr>
-          </w:p>
-          <w:p>
-            <w:pPr>
-              <w:bidi w:val="0"/>
-              <w:rPr>
-                <w:rFonts w:hint="default"/>
-                <w:lang w:eastAsia="zh-Hans"/>
-              </w:rPr>
-            </w:pPr>
-            <w:r>
-              <w:rPr>
-                <w:rFonts w:hint="default"/>
-                <w:lang w:eastAsia="zh-Hans"/>
-              </w:rPr>
-              <w:t xml:space="preserve">        // No file system docBase required</w:t>
+              <w:t>// Setup realm</w:t>
+            </w:r>
+          </w:p>
+          <w:p>
+            <w:pPr>
+              <w:bidi w:val="0"/>
+              <w:rPr>
+                <w:rFonts w:hint="default"/>
+                <w:lang w:eastAsia="zh-Hans"/>
+              </w:rPr>
+            </w:pPr>
+            <w:r>
+              <w:rPr>
+                <w:rFonts w:hint="default"/>
+                <w:lang w:eastAsia="zh-Hans"/>
+              </w:rPr>
+              <w:t xml:space="preserve">        TesterMapRealm realm = new TesterMapRealm();</w:t>
+            </w:r>
+          </w:p>
+          <w:p>
+            <w:pPr>
+              <w:bidi w:val="0"/>
+              <w:rPr>
+                <w:rFonts w:hint="default"/>
+                <w:lang w:eastAsia="zh-Hans"/>
+              </w:rPr>
+            </w:pPr>
+            <w:r>
+              <w:rPr>
+                <w:rFonts w:hint="default"/>
+                <w:lang w:eastAsia="zh-Hans"/>
+              </w:rPr>
+              <w:t xml:space="preserve">        realm.addUser("tomcat", "tomcat");</w:t>
+            </w:r>
+          </w:p>
+          <w:p>
+            <w:pPr>
+              <w:bidi w:val="0"/>
+              <w:rPr>
+                <w:rFonts w:hint="default"/>
+                <w:lang w:eastAsia="zh-Hans"/>
+              </w:rPr>
+            </w:pPr>
+            <w:r>
+              <w:rPr>
+                <w:rFonts w:hint="default"/>
+                <w:lang w:eastAsia="zh-Hans"/>
+              </w:rPr>
+              <w:t xml:space="preserve">        realm.addUserRole("tomcat", "tomcat");</w:t>
+            </w:r>
+          </w:p>
+          <w:p>
+            <w:pPr>
+              <w:bidi w:val="0"/>
+              <w:rPr>
+                <w:rFonts w:hint="default"/>
+                <w:lang w:eastAsia="zh-Hans"/>
+              </w:rPr>
+            </w:pPr>
+            <w:r>
+              <w:rPr>
+                <w:rFonts w:hint="default"/>
+                <w:lang w:eastAsia="zh-Hans"/>
+              </w:rPr>
+              <w:t xml:space="preserve">        ctx.setRealm(realm);</w:t>
+            </w:r>
+          </w:p>
+          <w:p>
+            <w:pPr>
+              <w:bidi w:val="0"/>
+              <w:rPr>
+                <w:rFonts w:hint="default"/>
+                <w:lang w:eastAsia="zh-Hans"/>
+              </w:rPr>
+            </w:pPr>
+          </w:p>
+          <w:p>
+            <w:pPr>
+              <w:bidi w:val="0"/>
+              <w:rPr>
+                <w:rFonts w:hint="default"/>
+                <w:lang w:eastAsia="zh-Hans"/>
+              </w:rPr>
+            </w:pPr>
+            <w:r>
+              <w:rPr>
+                <w:rFonts w:hint="default"/>
+                <w:lang w:eastAsia="zh-Hans"/>
+              </w:rPr>
+              <w:t xml:space="preserve">        // Configure app for BASIC auth</w:t>
+            </w:r>
+          </w:p>
+          <w:p>
+            <w:pPr>
+              <w:bidi w:val="0"/>
+              <w:rPr>
+                <w:rFonts w:hint="default"/>
+                <w:lang w:eastAsia="zh-Hans"/>
+              </w:rPr>
+            </w:pPr>
+            <w:r>
+              <w:rPr>
+                <w:rFonts w:hint="default"/>
+                <w:lang w:eastAsia="zh-Hans"/>
+              </w:rPr>
+              <w:t xml:space="preserve">        LoginConfig lc = new LoginConfig();</w:t>
+            </w:r>
+          </w:p>
+          <w:p>
+            <w:pPr>
+              <w:bidi w:val="0"/>
+              <w:rPr>
+                <w:rFonts w:hint="default"/>
+                <w:lang w:eastAsia="zh-Hans"/>
+              </w:rPr>
+            </w:pPr>
+            <w:r>
+              <w:rPr>
+                <w:rFonts w:hint="default"/>
+                <w:lang w:eastAsia="zh-Hans"/>
+              </w:rPr>
+              <w:t xml:space="preserve">        lc.setAuthMethod("BASIC");</w:t>
+            </w:r>
+          </w:p>
+          <w:p>
+            <w:pPr>
+              <w:bidi w:val="0"/>
+              <w:rPr>
+                <w:rFonts w:hint="default"/>
+                <w:lang w:eastAsia="zh-Hans"/>
+              </w:rPr>
+            </w:pPr>
+            <w:r>
+              <w:rPr>
+                <w:rFonts w:hint="default"/>
+                <w:lang w:eastAsia="zh-Hans"/>
+              </w:rPr>
+              <w:t xml:space="preserve">        ctx.setLoginConfig(lc);</w:t>
+            </w:r>
+          </w:p>
+          <w:p>
+            <w:pPr>
+              <w:bidi w:val="0"/>
+              <w:rPr>
+                <w:rFonts w:hint="default"/>
+                <w:lang w:eastAsia="zh-Hans"/>
+              </w:rPr>
+            </w:pPr>
+            <w:r>
+              <w:rPr>
+                <w:rFonts w:hint="default"/>
+                <w:lang w:eastAsia="zh-Hans"/>
+              </w:rPr>
+              <w:t xml:space="preserve">        ctx.getPipeline().addValve(new BasicAuthenticator());</w:t>
             </w:r>
           </w:p>
           <w:p>
@@ -2361,13 +3189,6 @@
                 <w:lang w:eastAsia="zh-Hans"/>
               </w:rPr>
             </w:pPr>
-            <w:r>
-              <w:rPr>
-                <w:rFonts w:hint="default"/>
-                <w:lang w:eastAsia="zh-Hans"/>
-              </w:rPr>
-              <w:t xml:space="preserve">        Context ctx = tomcat.addContext("", null);</w:t>
-            </w:r>
           </w:p>
         </w:tc>
       </w:tr>
@@ -2389,13 +3210,6 @@
           <w:lang w:eastAsia="zh-Hans"/>
         </w:rPr>
       </w:pPr>
-      <w:r>
-        <w:rPr>
-          <w:rFonts w:hint="default"/>
-          <w:lang w:eastAsia="zh-Hans"/>
-        </w:rPr>
-        <w:t xml:space="preserve">        </w:t>
-      </w:r>
     </w:p>
     <w:p>
       <w:pPr>
@@ -2403,32 +3217,144 @@
         <w:bidi w:val="0"/>
         <w:rPr>
           <w:rFonts w:hint="default"/>
-          <w:lang w:eastAsia="zh-Hans"/>
-        </w:rPr>
-      </w:pPr>
-      <w:r>
-        <w:rPr>
-          <w:rFonts w:hint="default"/>
-          <w:lang w:eastAsia="zh-Hans"/>
-        </w:rPr>
-        <w:t>4.配置安全相关的内容</w:t>
-      </w:r>
-    </w:p>
-    <w:p>
-      <w:pPr>
-        <w:bidi w:val="0"/>
-        <w:rPr>
-          <w:rFonts w:hint="default"/>
-          <w:lang w:eastAsia="zh-Hans"/>
-        </w:rPr>
-      </w:pPr>
-      <w:r>
-        <w:rPr>
-          <w:rFonts w:hint="default"/>
-          <w:lang w:eastAsia="zh-Hans"/>
-        </w:rPr>
-        <w:t>比如配置Realm(用户信息)、LoginConfig(登录信息)、设置authenticator</w:t>
-      </w:r>
+          <w:lang w:val="en-US" w:eastAsia="zh-Hans"/>
+        </w:rPr>
+      </w:pPr>
+      <w:r>
+        <w:rPr>
+          <w:rFonts w:hint="default"/>
+          <w:lang w:eastAsia="zh-Hans"/>
+        </w:rPr>
+        <w:t>5.</w:t>
+      </w:r>
+      <w:r>
+        <w:rPr>
+          <w:rFonts w:hint="eastAsia"/>
+          <w:lang w:val="en-US" w:eastAsia="zh-Hans"/>
+        </w:rPr>
+        <w:t>模拟</w:t>
+      </w:r>
+      <w:r>
+        <w:rPr>
+          <w:rFonts w:hint="default"/>
+          <w:lang w:eastAsia="zh-Hans"/>
+        </w:rPr>
+        <w:t>servlet</w:t>
+      </w:r>
+      <w:r>
+        <w:rPr>
+          <w:rFonts w:hint="eastAsia"/>
+          <w:lang w:val="en-US" w:eastAsia="zh-Hans"/>
+        </w:rPr>
+        <w:t>实例</w:t>
+      </w:r>
+    </w:p>
+    <w:p>
+      <w:pPr>
+        <w:bidi w:val="0"/>
+        <w:ind w:firstLine="420" w:firstLineChars="0"/>
+        <w:rPr>
+          <w:rFonts w:hint="default"/>
+          <w:lang w:eastAsia="zh-Hans"/>
+        </w:rPr>
+      </w:pPr>
+    </w:p>
+    <w:p>
+      <w:pPr>
+        <w:bidi w:val="0"/>
+        <w:ind w:firstLine="420" w:firstLineChars="0"/>
+        <w:rPr>
+          <w:rFonts w:hint="eastAsia"/>
+          <w:lang w:val="en-US" w:eastAsia="zh-Hans"/>
+        </w:rPr>
+      </w:pPr>
+      <w:r>
+        <w:rPr>
+          <w:rFonts w:hint="default"/>
+          <w:lang w:eastAsia="zh-Hans"/>
+        </w:rPr>
+        <w:t>tomcat</w:t>
+      </w:r>
+      <w:r>
+        <w:rPr>
+          <w:rFonts w:hint="eastAsia"/>
+          <w:lang w:val="en-US" w:eastAsia="zh-Hans"/>
+        </w:rPr>
+        <w:t>实例有了，那么我们要请求的</w:t>
+      </w:r>
+      <w:r>
+        <w:rPr>
+          <w:rFonts w:hint="default"/>
+          <w:lang w:eastAsia="zh-Hans"/>
+        </w:rPr>
+        <w:t>servlet</w:t>
+      </w:r>
+      <w:r>
+        <w:rPr>
+          <w:rFonts w:hint="eastAsia"/>
+          <w:lang w:val="en-US" w:eastAsia="zh-Hans"/>
+        </w:rPr>
+        <w:t>如何配置呢？下面这段代码，就是通过创建一个</w:t>
+      </w:r>
+      <w:r>
+        <w:rPr>
+          <w:rFonts w:hint="default"/>
+          <w:lang w:eastAsia="zh-Hans"/>
+        </w:rPr>
+        <w:t>Bug50015SCI</w:t>
+      </w:r>
+      <w:r>
+        <w:rPr>
+          <w:rFonts w:hint="eastAsia"/>
+          <w:lang w:val="en-US" w:eastAsia="zh-Hans"/>
+        </w:rPr>
+        <w:t>类，实现了</w:t>
+      </w:r>
+      <w:r>
+        <w:rPr>
+          <w:rFonts w:hint="default"/>
+          <w:lang w:eastAsia="zh-Hans"/>
+        </w:rPr>
+        <w:t>ServletContainerInitializer</w:t>
+      </w:r>
+      <w:r>
+        <w:rPr>
+          <w:rFonts w:hint="eastAsia"/>
+          <w:lang w:eastAsia="zh-Hans"/>
+        </w:rPr>
+        <w:t>，</w:t>
+      </w:r>
+      <w:r>
+        <w:rPr>
+          <w:rFonts w:hint="eastAsia"/>
+          <w:lang w:val="en-US" w:eastAsia="zh-Hans"/>
+        </w:rPr>
+        <w:t>来模拟一个</w:t>
+      </w:r>
+      <w:r>
+        <w:rPr>
+          <w:rFonts w:hint="default"/>
+          <w:lang w:eastAsia="zh-Hans"/>
+        </w:rPr>
+        <w:t>servlet</w:t>
+      </w:r>
+      <w:r>
+        <w:rPr>
+          <w:rFonts w:hint="eastAsia"/>
+          <w:lang w:val="en-US" w:eastAsia="zh-Hans"/>
+        </w:rPr>
+        <w:t>实例。</w:t>
+      </w:r>
+    </w:p>
+    <w:p>
+      <w:pPr>
+        <w:bidi w:val="0"/>
+        <w:ind w:firstLine="420" w:firstLineChars="0"/>
+        <w:rPr>
+          <w:rFonts w:hint="default"/>
+          <w:lang w:val="en-US" w:eastAsia="zh-Hans"/>
+        </w:rPr>
+      </w:pPr>
     </w:p>
     <w:tbl>
       <w:tblPr>
@@ -2472,171 +3398,49 @@
           <w:p>
             <w:pPr>
               <w:bidi w:val="0"/>
-              <w:ind w:firstLine="840" w:firstLineChars="400"/>
-              <w:rPr>
-                <w:rFonts w:hint="default"/>
-                <w:lang w:eastAsia="zh-Hans"/>
-              </w:rPr>
-            </w:pPr>
-            <w:r>
-              <w:rPr>
-                <w:rFonts w:hint="default"/>
-                <w:lang w:eastAsia="zh-Hans"/>
-              </w:rPr>
-              <w:t>// Setup realm</w:t>
-            </w:r>
-          </w:p>
-          <w:p>
-            <w:pPr>
-              <w:bidi w:val="0"/>
-              <w:rPr>
-                <w:rFonts w:hint="default"/>
-                <w:lang w:eastAsia="zh-Hans"/>
-              </w:rPr>
-            </w:pPr>
-            <w:r>
-              <w:rPr>
-                <w:rFonts w:hint="default"/>
-                <w:lang w:eastAsia="zh-Hans"/>
-              </w:rPr>
-              <w:t xml:space="preserve">        TesterMapRealm realm = new TesterMapRealm();</w:t>
-            </w:r>
-          </w:p>
-          <w:p>
-            <w:pPr>
-              <w:bidi w:val="0"/>
-              <w:rPr>
-                <w:rFonts w:hint="default"/>
-                <w:lang w:eastAsia="zh-Hans"/>
-              </w:rPr>
-            </w:pPr>
-            <w:r>
-              <w:rPr>
-                <w:rFonts w:hint="default"/>
-                <w:lang w:eastAsia="zh-Hans"/>
-              </w:rPr>
-              <w:t xml:space="preserve">        realm.addUser("tomcat", "tomcat");</w:t>
-            </w:r>
-          </w:p>
-          <w:p>
-            <w:pPr>
-              <w:bidi w:val="0"/>
-              <w:rPr>
-                <w:rFonts w:hint="default"/>
-                <w:lang w:eastAsia="zh-Hans"/>
-              </w:rPr>
-            </w:pPr>
-            <w:r>
-              <w:rPr>
-                <w:rFonts w:hint="default"/>
-                <w:lang w:eastAsia="zh-Hans"/>
-              </w:rPr>
-              <w:t xml:space="preserve">        realm.addUserRole("tomcat", "tomcat");</w:t>
-            </w:r>
-          </w:p>
-          <w:p>
-            <w:pPr>
-              <w:bidi w:val="0"/>
-              <w:rPr>
-                <w:rFonts w:hint="default"/>
-                <w:lang w:eastAsia="zh-Hans"/>
-              </w:rPr>
-            </w:pPr>
-            <w:r>
-              <w:rPr>
-                <w:rFonts w:hint="default"/>
-                <w:lang w:eastAsia="zh-Hans"/>
-              </w:rPr>
-              <w:t xml:space="preserve">        ctx.setRealm(realm);</w:t>
-            </w:r>
-          </w:p>
-          <w:p>
-            <w:pPr>
-              <w:bidi w:val="0"/>
-              <w:rPr>
-                <w:rFonts w:hint="default"/>
-                <w:lang w:eastAsia="zh-Hans"/>
-              </w:rPr>
-            </w:pPr>
-          </w:p>
-          <w:p>
-            <w:pPr>
-              <w:bidi w:val="0"/>
-              <w:rPr>
-                <w:rFonts w:hint="default"/>
-                <w:lang w:eastAsia="zh-Hans"/>
-              </w:rPr>
-            </w:pPr>
-            <w:r>
-              <w:rPr>
-                <w:rFonts w:hint="default"/>
-                <w:lang w:eastAsia="zh-Hans"/>
-              </w:rPr>
-              <w:t xml:space="preserve">        // Configure app for BASIC auth</w:t>
-            </w:r>
-          </w:p>
-          <w:p>
-            <w:pPr>
-              <w:bidi w:val="0"/>
-              <w:rPr>
-                <w:rFonts w:hint="default"/>
-                <w:lang w:eastAsia="zh-Hans"/>
-              </w:rPr>
-            </w:pPr>
-            <w:r>
-              <w:rPr>
-                <w:rFonts w:hint="default"/>
-                <w:lang w:eastAsia="zh-Hans"/>
-              </w:rPr>
-              <w:t xml:space="preserve">        LoginConfig lc = new LoginConfig();</w:t>
-            </w:r>
-          </w:p>
-          <w:p>
-            <w:pPr>
-              <w:bidi w:val="0"/>
-              <w:rPr>
-                <w:rFonts w:hint="default"/>
-                <w:lang w:eastAsia="zh-Hans"/>
-              </w:rPr>
-            </w:pPr>
-            <w:r>
-              <w:rPr>
-                <w:rFonts w:hint="default"/>
-                <w:lang w:eastAsia="zh-Hans"/>
-              </w:rPr>
-              <w:t xml:space="preserve">        lc.setAuthMethod("BASIC");</w:t>
-            </w:r>
-          </w:p>
-          <w:p>
-            <w:pPr>
-              <w:bidi w:val="0"/>
-              <w:rPr>
-                <w:rFonts w:hint="default"/>
-                <w:lang w:eastAsia="zh-Hans"/>
-              </w:rPr>
-            </w:pPr>
-            <w:r>
-              <w:rPr>
-                <w:rFonts w:hint="default"/>
-                <w:lang w:eastAsia="zh-Hans"/>
-              </w:rPr>
-              <w:t xml:space="preserve">        ctx.setLoginConfig(lc);</w:t>
-            </w:r>
-          </w:p>
-          <w:p>
-            <w:pPr>
-              <w:bidi w:val="0"/>
-              <w:rPr>
-                <w:rFonts w:hint="default"/>
-                <w:lang w:eastAsia="zh-Hans"/>
-              </w:rPr>
-            </w:pPr>
-            <w:r>
-              <w:rPr>
-                <w:rFonts w:hint="default"/>
-                <w:lang w:eastAsia="zh-Hans"/>
-              </w:rPr>
-              <w:t xml:space="preserve">        ctx.getPipeline().addValve(new BasicAuthenticator());</w:t>
+              <w:rPr>
+                <w:rFonts w:hint="default"/>
+                <w:lang w:eastAsia="zh-Hans"/>
+              </w:rPr>
+            </w:pPr>
+            <w:r>
+              <w:rPr>
+                <w:rFonts w:hint="default"/>
+                <w:lang w:eastAsia="zh-Hans"/>
+              </w:rPr>
+              <w:t>// Add ServletContainerInitializer</w:t>
+            </w:r>
+          </w:p>
+          <w:p>
+            <w:pPr>
+              <w:bidi w:val="0"/>
+              <w:rPr>
+                <w:rFonts w:hint="default"/>
+                <w:lang w:eastAsia="zh-Hans"/>
+              </w:rPr>
+            </w:pPr>
+            <w:r>
+              <w:rPr>
+                <w:rFonts w:hint="default"/>
+                <w:lang w:eastAsia="zh-Hans"/>
+              </w:rPr>
+              <w:t xml:space="preserve">        ServletContainerInitializer sci = new Bug50015SCI();</w:t>
+            </w:r>
+          </w:p>
+          <w:p>
+            <w:pPr>
+              <w:bidi w:val="0"/>
+              <w:rPr>
+                <w:rFonts w:hint="default"/>
+                <w:lang w:eastAsia="zh-Hans"/>
+              </w:rPr>
+            </w:pPr>
+            <w:r>
+              <w:rPr>
+                <w:rFonts w:hint="default"/>
+                <w:lang w:eastAsia="zh-Hans"/>
+              </w:rPr>
+              <w:t xml:space="preserve">        ctx.addServletContainerInitializer(sci, null);</w:t>
             </w:r>
           </w:p>
           <w:p>
@@ -2672,148 +3476,29 @@
     </w:p>
     <w:p>
       <w:pPr>
+        <w:bidi w:val="0"/>
+        <w:rPr>
+          <w:rFonts w:hint="default"/>
+          <w:lang w:eastAsia="zh-Hans"/>
+        </w:rPr>
+      </w:pPr>
+    </w:p>
+    <w:p>
+      <w:pPr>
         <w:pStyle w:val="4"/>
         <w:bidi w:val="0"/>
         <w:rPr>
           <w:rFonts w:hint="default"/>
-          <w:lang w:val="en-US" w:eastAsia="zh-Hans"/>
-        </w:rPr>
-      </w:pPr>
-      <w:r>
-        <w:rPr>
-          <w:rFonts w:hint="default"/>
-          <w:lang w:eastAsia="zh-Hans"/>
-        </w:rPr>
-        <w:t>5.</w:t>
-      </w:r>
-      <w:r>
-        <w:rPr>
-          <w:rFonts w:hint="eastAsia"/>
-          <w:lang w:val="en-US" w:eastAsia="zh-Hans"/>
-        </w:rPr>
-        <w:t>模拟</w:t>
-      </w:r>
-      <w:r>
-        <w:rPr>
-          <w:rFonts w:hint="default"/>
-          <w:lang w:eastAsia="zh-Hans"/>
-        </w:rPr>
-        <w:t>servlet</w:t>
-      </w:r>
-      <w:r>
-        <w:rPr>
-          <w:rFonts w:hint="eastAsia"/>
-          <w:lang w:val="en-US" w:eastAsia="zh-Hans"/>
-        </w:rPr>
-        <w:t>实例</w:t>
-      </w:r>
-    </w:p>
-    <w:p>
-      <w:pPr>
-        <w:bidi w:val="0"/>
-        <w:ind w:firstLine="420" w:firstLineChars="0"/>
-        <w:rPr>
-          <w:rFonts w:hint="default"/>
-          <w:lang w:eastAsia="zh-Hans"/>
-        </w:rPr>
-      </w:pPr>
-    </w:p>
-    <w:p>
-      <w:pPr>
-        <w:bidi w:val="0"/>
-        <w:ind w:firstLine="420" w:firstLineChars="0"/>
-        <w:rPr>
-          <w:rFonts w:hint="eastAsia"/>
-          <w:lang w:val="en-US" w:eastAsia="zh-Hans"/>
-        </w:rPr>
-      </w:pPr>
-      <w:r>
-        <w:rPr>
-          <w:rFonts w:hint="default"/>
-          <w:lang w:eastAsia="zh-Hans"/>
-        </w:rPr>
-        <w:t>tomcat</w:t>
-      </w:r>
-      <w:r>
-        <w:rPr>
-          <w:rFonts w:hint="eastAsia"/>
-          <w:lang w:val="en-US" w:eastAsia="zh-Hans"/>
-        </w:rPr>
-        <w:t>实例有了，那么我们要请求的</w:t>
-      </w:r>
-      <w:r>
-        <w:rPr>
-          <w:rFonts w:hint="default"/>
-          <w:lang w:eastAsia="zh-Hans"/>
-        </w:rPr>
-        <w:t>servlet</w:t>
-      </w:r>
-      <w:r>
-        <w:rPr>
-          <w:rFonts w:hint="eastAsia"/>
-          <w:lang w:val="en-US" w:eastAsia="zh-Hans"/>
-        </w:rPr>
-        <w:t>如何配置呢？下面这段代码，就是通过创建一个</w:t>
-      </w:r>
-      <w:r>
-        <w:rPr>
-          <w:rFonts w:hint="default"/>
-          <w:lang w:eastAsia="zh-Hans"/>
-        </w:rPr>
-        <w:t>Bug50015SCI</w:t>
-      </w:r>
-      <w:r>
-        <w:rPr>
-          <w:rFonts w:hint="eastAsia"/>
-          <w:lang w:val="en-US" w:eastAsia="zh-Hans"/>
-        </w:rPr>
-        <w:t>类，实现了</w:t>
-      </w:r>
-      <w:r>
-        <w:rPr>
-          <w:rFonts w:hint="default"/>
-          <w:lang w:eastAsia="zh-Hans"/>
-        </w:rPr>
-        <w:t>ServletContainerInitializer</w:t>
-      </w:r>
-      <w:r>
-        <w:rPr>
-          <w:rFonts w:hint="eastAsia"/>
-          <w:lang w:eastAsia="zh-Hans"/>
-        </w:rPr>
-        <w:t>，</w:t>
-      </w:r>
-      <w:r>
-        <w:rPr>
-          <w:rFonts w:hint="eastAsia"/>
-          <w:lang w:val="en-US" w:eastAsia="zh-Hans"/>
-        </w:rPr>
-        <w:t>来模拟一个</w:t>
-      </w:r>
-      <w:r>
-        <w:rPr>
-          <w:rFonts w:hint="default"/>
-          <w:lang w:eastAsia="zh-Hans"/>
-        </w:rPr>
-        <w:t>servlet</w:t>
-      </w:r>
-      <w:r>
-        <w:rPr>
-          <w:rFonts w:hint="eastAsia"/>
-          <w:lang w:val="en-US" w:eastAsia="zh-Hans"/>
-        </w:rPr>
-        <w:t>实例。</w:t>
-      </w:r>
-    </w:p>
-    <w:p>
-      <w:pPr>
-        <w:bidi w:val="0"/>
-        <w:ind w:firstLine="420" w:firstLineChars="0"/>
-        <w:rPr>
-          <w:rFonts w:hint="default"/>
-          <w:lang w:val="en-US" w:eastAsia="zh-Hans"/>
-        </w:rPr>
-      </w:pPr>
+          <w:lang w:eastAsia="zh-Hans"/>
+        </w:rPr>
+      </w:pPr>
+      <w:r>
+        <w:rPr>
+          <w:rFonts w:hint="default"/>
+          <w:lang w:eastAsia="zh-Hans"/>
+        </w:rPr>
+        <w:t>6.模拟tomcat启动，并发起request请求</w:t>
+      </w:r>
     </w:p>
     <w:tbl>
       <w:tblPr>
@@ -2867,39 +3552,64 @@
                 <w:rFonts w:hint="default"/>
                 <w:lang w:eastAsia="zh-Hans"/>
               </w:rPr>
-              <w:t>// Add ServletContainerInitializer</w:t>
-            </w:r>
-          </w:p>
-          <w:p>
-            <w:pPr>
-              <w:bidi w:val="0"/>
-              <w:rPr>
-                <w:rFonts w:hint="default"/>
-                <w:lang w:eastAsia="zh-Hans"/>
-              </w:rPr>
-            </w:pPr>
-            <w:r>
-              <w:rPr>
-                <w:rFonts w:hint="default"/>
-                <w:lang w:eastAsia="zh-Hans"/>
-              </w:rPr>
-              <w:t xml:space="preserve">        ServletContainerInitializer sci = new Bug50015SCI();</w:t>
-            </w:r>
-          </w:p>
-          <w:p>
-            <w:pPr>
-              <w:bidi w:val="0"/>
-              <w:rPr>
-                <w:rFonts w:hint="default"/>
-                <w:lang w:eastAsia="zh-Hans"/>
-              </w:rPr>
-            </w:pPr>
-            <w:r>
-              <w:rPr>
-                <w:rFonts w:hint="default"/>
-                <w:lang w:eastAsia="zh-Hans"/>
-              </w:rPr>
-              <w:t xml:space="preserve">        ctx.addServletContainerInitializer(sci, null);</w:t>
+              <w:t xml:space="preserve">        // Start the context</w:t>
+            </w:r>
+          </w:p>
+          <w:p>
+            <w:pPr>
+              <w:bidi w:val="0"/>
+              <w:rPr>
+                <w:rFonts w:hint="default"/>
+                <w:lang w:eastAsia="zh-Hans"/>
+              </w:rPr>
+            </w:pPr>
+            <w:r>
+              <w:rPr>
+                <w:rFonts w:hint="default"/>
+                <w:lang w:eastAsia="zh-Hans"/>
+              </w:rPr>
+              <w:t xml:space="preserve">        tomcat.start();</w:t>
+            </w:r>
+          </w:p>
+          <w:p>
+            <w:pPr>
+              <w:bidi w:val="0"/>
+              <w:rPr>
+                <w:rFonts w:hint="default"/>
+                <w:lang w:eastAsia="zh-Hans"/>
+              </w:rPr>
+            </w:pPr>
+          </w:p>
+          <w:p>
+            <w:pPr>
+              <w:bidi w:val="0"/>
+              <w:rPr>
+                <w:rFonts w:hint="default"/>
+                <w:lang w:eastAsia="zh-Hans"/>
+              </w:rPr>
+            </w:pPr>
+            <w:r>
+              <w:rPr>
+                <w:rFonts w:hint="default"/>
+                <w:lang w:eastAsia="zh-Hans"/>
+              </w:rPr>
+              <w:t xml:space="preserve">        // Request the first servlet</w:t>
+            </w:r>
+          </w:p>
+          <w:p>
+            <w:pPr>
+              <w:bidi w:val="0"/>
+              <w:rPr>
+                <w:rFonts w:hint="default"/>
+                <w:lang w:eastAsia="zh-Hans"/>
+              </w:rPr>
+            </w:pPr>
+            <w:r>
+              <w:rPr>
+                <w:rFonts w:hint="default"/>
+                <w:lang w:eastAsia="zh-Hans"/>
+              </w:rPr>
+              <w:t xml:space="preserve">        ByteChunk bc = new ByteChunk();</w:t>
             </w:r>
           </w:p>
           <w:p>
@@ -2911,6 +3621,13 @@
                 <w:lang w:eastAsia="zh-Hans"/>
               </w:rPr>
             </w:pPr>
+            <w:r>
+              <w:rPr>
+                <w:rFonts w:hint="default"/>
+                <w:lang w:eastAsia="zh-Hans"/>
+              </w:rPr>
+              <w:t xml:space="preserve">        int rc = getUrl("http://localhost:" + getPort() + "/bug50015", bc, null);</w:t>
+            </w:r>
           </w:p>
         </w:tc>
       </w:tr>
@@ -2923,15 +3640,29 @@
           <w:lang w:eastAsia="zh-Hans"/>
         </w:rPr>
       </w:pPr>
-    </w:p>
-    <w:p>
-      <w:pPr>
-        <w:bidi w:val="0"/>
-        <w:rPr>
-          <w:rFonts w:hint="default"/>
-          <w:lang w:eastAsia="zh-Hans"/>
-        </w:rPr>
-      </w:pPr>
+      <w:r>
+        <w:rPr>
+          <w:rFonts w:hint="default"/>
+          <w:lang w:eastAsia="zh-Hans"/>
+        </w:rPr>
+        <w:t xml:space="preserve">  </w:t>
+      </w:r>
+    </w:p>
+    <w:p>
+      <w:pPr>
+        <w:bidi w:val="0"/>
+        <w:rPr>
+          <w:rFonts w:hint="default"/>
+          <w:lang w:eastAsia="zh-Hans"/>
+        </w:rPr>
+      </w:pPr>
+      <w:r>
+        <w:rPr>
+          <w:rFonts w:hint="default"/>
+          <w:lang w:eastAsia="zh-Hans"/>
+        </w:rPr>
+        <w:t xml:space="preserve">     </w:t>
+      </w:r>
     </w:p>
     <w:p>
       <w:pPr>
@@ -2956,7 +3687,31 @@
           <w:rFonts w:hint="default"/>
           <w:lang w:eastAsia="zh-Hans"/>
         </w:rPr>
-        <w:t>6.模拟tomcat启动，并发起request请求</w:t>
+        <w:t>7.通过Assert验证结果</w:t>
+      </w:r>
+    </w:p>
+    <w:p>
+      <w:pPr>
+        <w:bidi w:val="0"/>
+        <w:ind w:firstLine="420" w:firstLineChars="0"/>
+        <w:rPr>
+          <w:rFonts w:hint="eastAsia"/>
+          <w:lang w:eastAsia="zh-Hans"/>
+        </w:rPr>
+      </w:pPr>
+      <w:r>
+        <w:rPr>
+          <w:rFonts w:hint="default"/>
+          <w:lang w:eastAsia="zh-Hans"/>
+        </w:rPr>
+        <w:t>其实就是验证在tomat配置了安全相关信息的情况下，如果在servlet请求中没有带上用户信息，servlet请求就报错</w:t>
+      </w:r>
+      <w:r>
+        <w:rPr>
+          <w:rFonts w:hint="eastAsia"/>
+          <w:lang w:eastAsia="zh-Hans"/>
+        </w:rPr>
+        <w:t>：</w:t>
       </w:r>
     </w:p>
     <w:tbl>
@@ -3001,74 +3756,34 @@
           <w:p>
             <w:pPr>
               <w:bidi w:val="0"/>
-              <w:rPr>
-                <w:rFonts w:hint="default"/>
-                <w:lang w:eastAsia="zh-Hans"/>
-              </w:rPr>
-            </w:pPr>
-            <w:r>
-              <w:rPr>
-                <w:rFonts w:hint="default"/>
-                <w:lang w:eastAsia="zh-Hans"/>
-              </w:rPr>
-              <w:t xml:space="preserve">        // Start the context</w:t>
-            </w:r>
-          </w:p>
-          <w:p>
-            <w:pPr>
-              <w:bidi w:val="0"/>
-              <w:rPr>
-                <w:rFonts w:hint="default"/>
-                <w:lang w:eastAsia="zh-Hans"/>
-              </w:rPr>
-            </w:pPr>
-            <w:r>
-              <w:rPr>
-                <w:rFonts w:hint="default"/>
-                <w:lang w:eastAsia="zh-Hans"/>
-              </w:rPr>
-              <w:t xml:space="preserve">        tomcat.start();</w:t>
-            </w:r>
-          </w:p>
-          <w:p>
-            <w:pPr>
-              <w:bidi w:val="0"/>
-              <w:rPr>
-                <w:rFonts w:hint="default"/>
-                <w:lang w:eastAsia="zh-Hans"/>
-              </w:rPr>
-            </w:pPr>
-          </w:p>
-          <w:p>
-            <w:pPr>
-              <w:bidi w:val="0"/>
-              <w:rPr>
-                <w:rFonts w:hint="default"/>
-                <w:lang w:eastAsia="zh-Hans"/>
-              </w:rPr>
-            </w:pPr>
-            <w:r>
-              <w:rPr>
-                <w:rFonts w:hint="default"/>
-                <w:lang w:eastAsia="zh-Hans"/>
-              </w:rPr>
-              <w:t xml:space="preserve">        // Request the first servlet</w:t>
-            </w:r>
-          </w:p>
-          <w:p>
-            <w:pPr>
-              <w:bidi w:val="0"/>
-              <w:rPr>
-                <w:rFonts w:hint="default"/>
-                <w:lang w:eastAsia="zh-Hans"/>
-              </w:rPr>
-            </w:pPr>
-            <w:r>
-              <w:rPr>
-                <w:rFonts w:hint="default"/>
-                <w:lang w:eastAsia="zh-Hans"/>
-              </w:rPr>
-              <w:t xml:space="preserve">        ByteChunk bc = new ByteChunk();</w:t>
+              <w:ind w:firstLine="840" w:firstLineChars="400"/>
+              <w:rPr>
+                <w:rFonts w:hint="default"/>
+                <w:lang w:eastAsia="zh-Hans"/>
+              </w:rPr>
+            </w:pPr>
+            <w:r>
+              <w:rPr>
+                <w:rFonts w:hint="default"/>
+                <w:lang w:eastAsia="zh-Hans"/>
+              </w:rPr>
+              <w:t>// Check for a 401</w:t>
+            </w:r>
+          </w:p>
+          <w:p>
+            <w:pPr>
+              <w:bidi w:val="0"/>
+              <w:rPr>
+                <w:rFonts w:hint="default"/>
+                <w:lang w:eastAsia="zh-Hans"/>
+              </w:rPr>
+            </w:pPr>
+            <w:r>
+              <w:rPr>
+                <w:rFonts w:hint="default"/>
+                <w:lang w:eastAsia="zh-Hans"/>
+              </w:rPr>
+              <w:t xml:space="preserve">        Assert.assertNotSame("OK", bc.toString());</w:t>
             </w:r>
           </w:p>
           <w:p>
@@ -3085,7 +3800,7 @@
                 <w:rFonts w:hint="default"/>
                 <w:lang w:eastAsia="zh-Hans"/>
               </w:rPr>
-              <w:t xml:space="preserve">        int rc = getUrl("http://localhost:" + getPort() + "/bug50015", bc, null);</w:t>
+              <w:t xml:space="preserve">        Assert.assertEquals(401, rc);</w:t>
             </w:r>
           </w:p>
         </w:tc>
@@ -3094,180 +3809,6 @@
     <w:p>
       <w:pPr>
         <w:bidi w:val="0"/>
-        <w:rPr>
-          <w:rFonts w:hint="default"/>
-          <w:lang w:eastAsia="zh-Hans"/>
-        </w:rPr>
-      </w:pPr>
-      <w:r>
-        <w:rPr>
-          <w:rFonts w:hint="default"/>
-          <w:lang w:eastAsia="zh-Hans"/>
-        </w:rPr>
-        <w:t xml:space="preserve">  </w:t>
-      </w:r>
-    </w:p>
-    <w:p>
-      <w:pPr>
-        <w:bidi w:val="0"/>
-        <w:rPr>
-          <w:rFonts w:hint="default"/>
-          <w:lang w:eastAsia="zh-Hans"/>
-        </w:rPr>
-      </w:pPr>
-      <w:r>
-        <w:rPr>
-          <w:rFonts w:hint="default"/>
-          <w:lang w:eastAsia="zh-Hans"/>
-        </w:rPr>
-        <w:t xml:space="preserve">     </w:t>
-      </w:r>
-    </w:p>
-    <w:p>
-      <w:pPr>
-        <w:bidi w:val="0"/>
-        <w:rPr>
-          <w:rFonts w:hint="default"/>
-          <w:lang w:eastAsia="zh-Hans"/>
-        </w:rPr>
-      </w:pPr>
-    </w:p>
-    <w:p>
-      <w:pPr>
-        <w:pStyle w:val="4"/>
-        <w:bidi w:val="0"/>
-        <w:rPr>
-          <w:rFonts w:hint="default"/>
-          <w:lang w:eastAsia="zh-Hans"/>
-        </w:rPr>
-      </w:pPr>
-      <w:r>
-        <w:rPr>
-          <w:rFonts w:hint="default"/>
-          <w:lang w:eastAsia="zh-Hans"/>
-        </w:rPr>
-        <w:t>7.通过Assert验证结果</w:t>
-      </w:r>
-    </w:p>
-    <w:p>
-      <w:pPr>
-        <w:bidi w:val="0"/>
-        <w:ind w:firstLine="420" w:firstLineChars="0"/>
-        <w:rPr>
-          <w:rFonts w:hint="eastAsia"/>
-          <w:lang w:eastAsia="zh-Hans"/>
-        </w:rPr>
-      </w:pPr>
-      <w:r>
-        <w:rPr>
-          <w:rFonts w:hint="default"/>
-          <w:lang w:eastAsia="zh-Hans"/>
-        </w:rPr>
-        <w:t>其实就是验证在tomat配置了安全相关信息的情况下，如果在servlet请求中没有带上用户信息，servlet请求就报错</w:t>
-      </w:r>
-      <w:r>
-        <w:rPr>
-          <w:rFonts w:hint="eastAsia"/>
-          <w:lang w:eastAsia="zh-Hans"/>
-        </w:rPr>
-        <w:t>：</w:t>
-      </w:r>
-    </w:p>
-    <w:tbl>
-      <w:tblPr>
-        <w:tblStyle w:val="7"/>
-        <w:tblW w:w="0" w:type="auto"/>
-        <w:tblInd w:w="0" w:type="dxa"/>
-        <w:tblBorders>
-          <w:top w:val="single" w:color="auto" w:sz="4" w:space="0"/>
-          <w:left w:val="single" w:color="auto" w:sz="4" w:space="0"/>
-          <w:bottom w:val="single" w:color="auto" w:sz="4" w:space="0"/>
-          <w:right w:val="single" w:color="auto" w:sz="4" w:space="0"/>
-          <w:insideH w:val="single" w:color="auto" w:sz="4" w:space="0"/>
-          <w:insideV w:val="single" w:color="auto" w:sz="4" w:space="0"/>
-        </w:tblBorders>
-        <w:tblLayout w:type="autofit"/>
-        <w:tblCellMar>
-          <w:top w:w="0" w:type="dxa"/>
-          <w:left w:w="108" w:type="dxa"/>
-          <w:bottom w:w="0" w:type="dxa"/>
-          <w:right w:w="108" w:type="dxa"/>
-        </w:tblCellMar>
-      </w:tblPr>
-      <w:tblGrid>
-        <w:gridCol w:w="8522"/>
-      </w:tblGrid>
-      <w:tr>
-        <w:tblPrEx>
-          <w:tblBorders>
-            <w:top w:val="single" w:color="auto" w:sz="4" w:space="0"/>
-            <w:left w:val="single" w:color="auto" w:sz="4" w:space="0"/>
-            <w:bottom w:val="single" w:color="auto" w:sz="4" w:space="0"/>
-            <w:right w:val="single" w:color="auto" w:sz="4" w:space="0"/>
-            <w:insideH w:val="single" w:color="auto" w:sz="4" w:space="0"/>
-            <w:insideV w:val="single" w:color="auto" w:sz="4" w:space="0"/>
-          </w:tblBorders>
-        </w:tblPrEx>
-        <w:tc>
-          <w:tcPr>
-            <w:tcW w:w="8522" w:type="dxa"/>
-          </w:tcPr>
-          <w:p>
-            <w:pPr>
-              <w:bidi w:val="0"/>
-              <w:ind w:firstLine="840" w:firstLineChars="400"/>
-              <w:rPr>
-                <w:rFonts w:hint="default"/>
-                <w:lang w:eastAsia="zh-Hans"/>
-              </w:rPr>
-            </w:pPr>
-            <w:r>
-              <w:rPr>
-                <w:rFonts w:hint="default"/>
-                <w:lang w:eastAsia="zh-Hans"/>
-              </w:rPr>
-              <w:t>// Check for a 401</w:t>
-            </w:r>
-          </w:p>
-          <w:p>
-            <w:pPr>
-              <w:bidi w:val="0"/>
-              <w:rPr>
-                <w:rFonts w:hint="default"/>
-                <w:lang w:eastAsia="zh-Hans"/>
-              </w:rPr>
-            </w:pPr>
-            <w:r>
-              <w:rPr>
-                <w:rFonts w:hint="default"/>
-                <w:lang w:eastAsia="zh-Hans"/>
-              </w:rPr>
-              <w:t xml:space="preserve">        Assert.assertNotSame("OK", bc.toString());</w:t>
-            </w:r>
-          </w:p>
-          <w:p>
-            <w:pPr>
-              <w:bidi w:val="0"/>
-              <w:rPr>
-                <w:rFonts w:hint="default"/>
-                <w:vertAlign w:val="baseline"/>
-                <w:lang w:eastAsia="zh-Hans"/>
-              </w:rPr>
-            </w:pPr>
-            <w:r>
-              <w:rPr>
-                <w:rFonts w:hint="default"/>
-                <w:lang w:eastAsia="zh-Hans"/>
-              </w:rPr>
-              <w:t xml:space="preserve">        Assert.assertEquals(401, rc);</w:t>
-            </w:r>
-          </w:p>
-        </w:tc>
-      </w:tr>
-    </w:tbl>
-    <w:p>
-      <w:pPr>
-        <w:bidi w:val="0"/>
         <w:ind w:firstLine="420" w:firstLineChars="0"/>
         <w:rPr>
           <w:rFonts w:hint="default"/>
@@ -3346,7 +3887,7 @@
       <w:pPr>
         <w:numPr>
           <w:ilvl w:val="0"/>
-          <w:numId w:val="3"/>
+          <w:numId w:val="4"/>
         </w:numPr>
         <w:bidi w:val="0"/>
         <w:rPr>
@@ -3394,7 +3935,7 @@
       <w:pPr>
         <w:numPr>
           <w:ilvl w:val="0"/>
-          <w:numId w:val="3"/>
+          <w:numId w:val="4"/>
         </w:numPr>
         <w:bidi w:val="0"/>
         <w:rPr>
@@ -3486,7 +4027,7 @@
         <w:pStyle w:val="3"/>
         <w:numPr>
           <w:ilvl w:val="0"/>
-          <w:numId w:val="4"/>
+          <w:numId w:val="5"/>
         </w:numPr>
         <w:bidi w:val="0"/>
         <w:rPr>
@@ -3621,7 +4162,7 @@
         <w:pStyle w:val="3"/>
         <w:numPr>
           <w:ilvl w:val="0"/>
-          <w:numId w:val="4"/>
+          <w:numId w:val="5"/>
         </w:numPr>
         <w:bidi w:val="0"/>
         <w:rPr>
@@ -3719,7 +4260,7 @@
         <w:pStyle w:val="3"/>
         <w:numPr>
           <w:ilvl w:val="0"/>
-          <w:numId w:val="4"/>
+          <w:numId w:val="5"/>
         </w:numPr>
         <w:bidi w:val="0"/>
         <w:rPr>
@@ -4158,16 +4699,35 @@
       </w:pPr>
     </w:lvl>
   </w:abstractNum>
+  <w:abstractNum w:abstractNumId="4">
+    <w:nsid w:val="7FEC1F83"/>
+    <w:multiLevelType w:val="singleLevel"/>
+    <w:tmpl w:val="7FEC1F83"/>
+    <w:lvl w:ilvl="0" w:tentative="0">
+      <w:start w:val="1"/>
+      <w:numFmt w:val="decimal"/>
+      <w:lvlText w:val="%1."/>
+      <w:lvlJc w:val="left"/>
+      <w:pPr>
+        <w:tabs>
+          <w:tab w:val="left" w:pos="312"/>
+        </w:tabs>
+      </w:pPr>
+    </w:lvl>
+  </w:abstractNum>
   <w:num w:numId="1">
     <w:abstractNumId w:val="3"/>
   </w:num>
   <w:num w:numId="2">
+    <w:abstractNumId w:val="4"/>
+  </w:num>
+  <w:num w:numId="3">
     <w:abstractNumId w:val="1"/>
   </w:num>
-  <w:num w:numId="3">
+  <w:num w:numId="4">
     <w:abstractNumId w:val="0"/>
   </w:num>
-  <w:num w:numId="4">
+  <w:num w:numId="5">
     <w:abstractNumId w:val="2"/>
   </w:num>
 </w:numbering>
